--- a/Documentatie/Samenwerkingsovereenkomst-Project7-8.docx
+++ b/Documentatie/Samenwerkingsovereenkomst-Project7-8.docx
@@ -5,7 +5,7 @@
     <w:p/>
     <w:p>
       <w:pPr>
-        <w:pStyle w:val="Kop1"/>
+        <w:pStyle w:val="Heading1"/>
       </w:pPr>
       <w:r>
         <w:t xml:space="preserve">Samenwerkingsovereenkomst </w:t>
@@ -19,7 +19,7 @@
     </w:p>
     <w:tbl>
       <w:tblPr>
-        <w:tblStyle w:val="Tabelraster"/>
+        <w:tblStyle w:val="TableGrid"/>
         <w:tblW w:w="0" w:type="auto"/>
         <w:tblLook w:val="04A0" w:firstRow="1" w:lastRow="0" w:firstColumn="1" w:lastColumn="0" w:noHBand="0" w:noVBand="1"/>
       </w:tblPr>
@@ -89,15 +89,13 @@
                 <w:szCs w:val="22"/>
               </w:rPr>
             </w:pPr>
-            <w:proofErr w:type="spellStart"/>
             <w:r>
               <w:rPr>
                 <w:sz w:val="22"/>
                 <w:szCs w:val="22"/>
               </w:rPr>
-              <w:t>Emailadress</w:t>
+              <w:t>E-mailadres</w:t>
             </w:r>
-            <w:proofErr w:type="spellEnd"/>
           </w:p>
         </w:tc>
       </w:tr>
@@ -438,7 +436,6 @@
         <w:tc>
           <w:tcPr>
             <w:tcW w:w="3020" w:type="dxa"/>
-            <w:vMerge w:val="restart"/>
           </w:tcPr>
           <w:p>
             <w:pPr>
@@ -464,7 +461,6 @@
         <w:tc>
           <w:tcPr>
             <w:tcW w:w="3021" w:type="dxa"/>
-            <w:vMerge w:val="restart"/>
           </w:tcPr>
           <w:p>
             <w:pPr>
@@ -490,7 +486,6 @@
         <w:tc>
           <w:tcPr>
             <w:tcW w:w="3021" w:type="dxa"/>
-            <w:vMerge w:val="restart"/>
           </w:tcPr>
           <w:p>
             <w:pPr>
@@ -521,30 +516,6 @@
           <w:tab w:val="left" w:pos="2595"/>
         </w:tabs>
         <w:rPr>
-          <w:sz w:val="32"/>
-          <w:szCs w:val="32"/>
-        </w:rPr>
-      </w:pPr>
-    </w:p>
-    <w:p>
-      <w:pPr>
-        <w:pStyle w:val="Kop2"/>
-      </w:pPr>
-      <w:proofErr w:type="spellStart"/>
-      <w:r>
-        <w:t>Gezamelijke</w:t>
-      </w:r>
-      <w:proofErr w:type="spellEnd"/>
-      <w:r>
-        <w:t xml:space="preserve"> ambitie:</w:t>
-      </w:r>
-    </w:p>
-    <w:p>
-      <w:pPr>
-        <w:tabs>
-          <w:tab w:val="left" w:pos="2595"/>
-        </w:tabs>
-        <w:rPr>
           <w:sz w:val="22"/>
           <w:szCs w:val="22"/>
         </w:rPr>
@@ -552,7 +523,7 @@
     </w:p>
     <w:p>
       <w:pPr>
-        <w:pStyle w:val="Kop2"/>
+        <w:pStyle w:val="Heading2"/>
       </w:pPr>
       <w:r>
         <w:t>Wie wilt met wat bezig zijn:</w:t>
@@ -578,7 +549,7 @@
     </w:p>
     <w:tbl>
       <w:tblPr>
-        <w:tblStyle w:val="Tabelraster"/>
+        <w:tblStyle w:val="TableGrid"/>
         <w:tblW w:w="0" w:type="auto"/>
         <w:tblLook w:val="04A0" w:firstRow="1" w:lastRow="0" w:firstColumn="1" w:lastColumn="0" w:noHBand="0" w:noVBand="1"/>
       </w:tblPr>
@@ -800,15 +771,13 @@
                 <w:szCs w:val="22"/>
               </w:rPr>
             </w:pPr>
-            <w:proofErr w:type="spellStart"/>
             <w:r>
               <w:rPr>
                 <w:sz w:val="22"/>
                 <w:szCs w:val="22"/>
               </w:rPr>
-              <w:t>Coordinatie</w:t>
+              <w:t>Coördinatie</w:t>
             </w:r>
-            <w:proofErr w:type="spellEnd"/>
           </w:p>
         </w:tc>
         <w:tc>
@@ -917,33 +886,15 @@
           <w:sz w:val="22"/>
           <w:szCs w:val="22"/>
         </w:rPr>
-        <w:t xml:space="preserve">geeft ons erg veel voordelen dat de taken goed verdeeld zijn. Er zijn 2 mensen die hun </w:t>
+        <w:t xml:space="preserve">geeft ons erg veel voordelen dat de taken goed verdeeld zijn. Er zijn 2 mensen die hun main focus hebben op de documentatie en de </w:t>
       </w:r>
-      <w:proofErr w:type="spellStart"/>
       <w:r>
         <w:rPr>
           <w:sz w:val="22"/>
           <w:szCs w:val="22"/>
         </w:rPr>
-        <w:t>main</w:t>
+        <w:t>coördinatie</w:t>
       </w:r>
-      <w:proofErr w:type="spellEnd"/>
-      <w:r>
-        <w:rPr>
-          <w:sz w:val="22"/>
-          <w:szCs w:val="22"/>
-        </w:rPr>
-        <w:t xml:space="preserve"> focus hebben op de documentatie en de </w:t>
-      </w:r>
-      <w:proofErr w:type="spellStart"/>
-      <w:r>
-        <w:rPr>
-          <w:sz w:val="22"/>
-          <w:szCs w:val="22"/>
-        </w:rPr>
-        <w:t>coordinatie</w:t>
-      </w:r>
-      <w:proofErr w:type="spellEnd"/>
       <w:r>
         <w:rPr>
           <w:sz w:val="22"/>
@@ -967,7 +918,21 @@
           <w:sz w:val="22"/>
           <w:szCs w:val="22"/>
         </w:rPr>
-        <w:t>Om problemen is specifieke factoren te voorkomen hebben wij een afspraak dat wij elkaar op tijd om hulp vragen. Zodat het niet gebeurt dat mensen veel te lang bezig zijn met dezelfde taak als ze vast lopen.</w:t>
+        <w:t>Om problemen i</w:t>
+      </w:r>
+      <w:r>
+        <w:rPr>
+          <w:sz w:val="22"/>
+          <w:szCs w:val="22"/>
+        </w:rPr>
+        <w:t>n</w:t>
+      </w:r>
+      <w:r>
+        <w:rPr>
+          <w:sz w:val="22"/>
+          <w:szCs w:val="22"/>
+        </w:rPr>
+        <w:t xml:space="preserve"> specifieke factoren te voorkomen hebben wij een afspraak dat wij elkaar op tijd om hulp vragen. Zodat het niet gebeurt dat mensen veel te lang bezig zijn met dezelfde taak als ze vast lopen.</w:t>
       </w:r>
       <w:r>
         <w:rPr>
@@ -979,7 +944,7 @@
     </w:p>
     <w:p>
       <w:pPr>
-        <w:pStyle w:val="Kop2"/>
+        <w:pStyle w:val="Heading2"/>
         <w:rPr>
           <w:sz w:val="22"/>
           <w:szCs w:val="22"/>
@@ -1006,61 +971,107 @@
       <w:r>
         <w:t xml:space="preserve"> </w:t>
       </w:r>
+      <w:r>
+        <w:t>Op afgesproken tijden aan het project werken, en dat er eerlijk wordt aangegeven  of iemand wel of niet ergens aan wilt werken zodat er gekeken kan worden naar alternatieven.</w:t>
+      </w:r>
     </w:p>
     <w:p>
       <w:r>
         <w:t>Corné:</w:t>
+      </w:r>
+      <w:r>
+        <w:t xml:space="preserve"> Op gestructureerde tijden aan het project werken en zo veel mogelijk aan deadlines houden. Daarnaast goed communiceren over wensen van mensen over het werk wat ze gaan doen</w:t>
+      </w:r>
+      <w:r>
+        <w:t>.</w:t>
       </w:r>
     </w:p>
     <w:p>
       <w:r>
         <w:t>Hannah:</w:t>
       </w:r>
+      <w:r>
+        <w:t xml:space="preserve"> Er wordt eerlijk aangegeven wanneer het iemand niet lukt om iets te doen. Het liefste werken in een ruimte zonder andere groepen zodat er minder drukte is. Er wordt optijd aangegeven wanneer iedereen op school of locatie verwacht wordt.</w:t>
+      </w:r>
     </w:p>
     <w:p>
       <w:r>
+        <w:lastRenderedPageBreak/>
         <w:t>Tom:</w:t>
       </w:r>
       <w:r>
         <w:t xml:space="preserve">  </w:t>
       </w:r>
       <w:r>
-        <w:t>Ik werk graag op vaste tijden op school aan dit project ook wil ik het liefst in een afgesloten ruimte werken zodat ik minder afgeleid word door ander mensen.</w:t>
+        <w:rPr>
+          <w:rFonts w:eastAsia="Malgun Gothic" w:cs="Malgun Gothic"/>
+        </w:rPr>
+        <w:t>Op dagen die zijn ingepland (voorbeeld: dinsdag-vrijdag) voor project bij elkaar komen om aan het project te werken. Dit het liefst op een rustige plek (zoals een lokaal/hokje). Voor de rest een voldoende halen.</w:t>
       </w:r>
     </w:p>
     <w:p/>
     <w:p>
       <w:pPr>
-        <w:pStyle w:val="Kop2"/>
-        <w:rPr>
-          <w:lang w:bidi="nl-NL"/>
-        </w:rPr>
+        <w:pStyle w:val="Heading2"/>
       </w:pPr>
       <w:r>
-        <w:t>Mogelijkheden:</w:t>
+        <w:t>Afspraken over de belangen</w:t>
+      </w:r>
+      <w:r>
+        <w:t>:</w:t>
       </w:r>
     </w:p>
     <w:p>
       <w:pPr>
-        <w:pStyle w:val="Kop2"/>
-      </w:pPr>
-    </w:p>
-    <w:p>
-      <w:pPr>
-        <w:pStyle w:val="Kop2"/>
+        <w:pStyle w:val="ListParagraph"/>
+        <w:numPr>
+          <w:ilvl w:val="0"/>
+          <w:numId w:val="13"/>
+        </w:numPr>
       </w:pPr>
       <w:r>
-        <w:t>Afspraken over het verantwoordelijkheid nemen:</w:t>
+        <w:t>Zoeken voor rustige ruimtes om te werken.</w:t>
       </w:r>
     </w:p>
     <w:p>
       <w:pPr>
-        <w:pStyle w:val="Kop2"/>
-      </w:pPr>
+        <w:pStyle w:val="ListParagraph"/>
+        <w:numPr>
+          <w:ilvl w:val="0"/>
+          <w:numId w:val="13"/>
+        </w:numPr>
+      </w:pPr>
+      <w:r>
+        <w:t>Op vaste tijden op school aanwezig zijn.</w:t>
+      </w:r>
     </w:p>
     <w:p>
       <w:pPr>
-        <w:pStyle w:val="Kop2"/>
+        <w:pStyle w:val="ListParagraph"/>
+        <w:numPr>
+          <w:ilvl w:val="0"/>
+          <w:numId w:val="13"/>
+        </w:numPr>
+      </w:pPr>
+      <w:r>
+        <w:t>Stand ups, op dagen dat we aan project werken.</w:t>
+      </w:r>
+    </w:p>
+    <w:p>
+      <w:pPr>
+        <w:pStyle w:val="ListParagraph"/>
+        <w:numPr>
+          <w:ilvl w:val="0"/>
+          <w:numId w:val="13"/>
+        </w:numPr>
+      </w:pPr>
+      <w:r>
+        <w:t>Geef het aan als je gaar bent, zodat daar omheen gewerkt kan worden.</w:t>
+      </w:r>
+    </w:p>
+    <w:p>
+      <w:pPr>
+        <w:pStyle w:val="Heading2"/>
       </w:pPr>
       <w:r>
         <w:t>Plannen voor samenkomen</w:t>
@@ -1069,39 +1080,62 @@
         <w:t>:</w:t>
       </w:r>
     </w:p>
-    <w:p/>
     <w:p>
-      <w:pPr>
-        <w:pStyle w:val="Kop2"/>
-      </w:pPr>
-    </w:p>
-    <w:p>
-      <w:pPr>
-        <w:pStyle w:val="Kop2"/>
-        <w:rPr>
-          <w:lang w:bidi="nl-NL"/>
-        </w:rPr>
-      </w:pPr>
-      <w:proofErr w:type="spellStart"/>
       <w:r>
-        <w:t>Motivatie’s</w:t>
-      </w:r>
-      <w:proofErr w:type="spellEnd"/>
-      <w:r>
-        <w:t>:</w:t>
+        <w:t>Elke dinsdag zijn wij om 10.30 aanwezig op school. Corné is tot 13.00 afwezig aangezien hij moet peercoachen.</w:t>
       </w:r>
     </w:p>
     <w:p>
-      <w:pPr>
-        <w:pStyle w:val="Kop2"/>
-      </w:pPr>
+      <w:r>
+        <w:t>Op de donderdag spreken wij af dat wij om 10.30 op school aanwezig zijn. Als we gaan testen op het RDW is het afhankelijk van de tijden dat we daar kunnen testen.</w:t>
+      </w:r>
     </w:p>
     <w:p>
-      <w:pPr>
-        <w:pStyle w:val="Kop2"/>
-      </w:pPr>
       <w:r>
-        <w:t>Vertrouwen:</w:t>
+        <w:t>Elke vrijdag zijn wij aanwezig bij de workshop en werken we daarna gezamenlijk aan het project.</w:t>
+      </w:r>
+    </w:p>
+    <w:p>
+      <w:r>
+        <w:t>Deze afspraken gelden op normale dagen, als jij een reden heb dat je niet aanwezig gaat kunnen zijn dan deel je dit met ieder groepslid.</w:t>
+      </w:r>
+    </w:p>
+    <w:p>
+      <w:pPr>
+        <w:pStyle w:val="Heading2"/>
+      </w:pPr>
+      <w:r>
+        <w:t>Verantwoordelijkheden:</w:t>
+      </w:r>
+    </w:p>
+    <w:p>
+      <w:r>
+        <w:t>Over de spullen:</w:t>
+      </w:r>
+    </w:p>
+    <w:p>
+      <w:r>
+        <w:t xml:space="preserve">Fabio is </w:t>
+      </w:r>
+      <w:r>
+        <w:t>hoofd</w:t>
+      </w:r>
+      <w:r>
+        <w:t xml:space="preserve"> verantwoordelijk over de spullen die wij gekregen hebben van het RDW.</w:t>
+      </w:r>
+      <w:r>
+        <w:t xml:space="preserve"> Als Fabio opeens afwezig gaat zijn spreken wij op dat moment af hoe wij het makkelijkst aan de spullen kunnen komen.</w:t>
+      </w:r>
+    </w:p>
+    <w:p/>
+    <w:p>
+      <w:r>
+        <w:t>Auto rijden:</w:t>
+      </w:r>
+    </w:p>
+    <w:p>
+      <w:r>
+        <w:t>De chauffeur die rijdt naar het RDW houd zelf bij hoeveel km hij gereden heeft. Als je dit niet doet mag je zelf opdraaien voor de kosten.</w:t>
       </w:r>
     </w:p>
     <w:p>
@@ -1117,7 +1151,7 @@
     </w:p>
     <w:p>
       <w:pPr>
-        <w:pStyle w:val="Kop2"/>
+        <w:pStyle w:val="Heading2"/>
       </w:pPr>
       <w:r>
         <w:t>Alle afspraken:</w:t>
@@ -1125,7 +1159,7 @@
     </w:p>
     <w:p>
       <w:pPr>
-        <w:pStyle w:val="Lijstalinea"/>
+        <w:pStyle w:val="ListParagraph"/>
         <w:numPr>
           <w:ilvl w:val="0"/>
           <w:numId w:val="12"/>
@@ -1143,7 +1177,92 @@
           <w:sz w:val="22"/>
           <w:szCs w:val="22"/>
         </w:rPr>
-        <w:t>Om problemen is specifieke factoren te voorkomen hebben wij een afspraak dat wij elkaar op tijd om hulp vragen. Zodat het niet gebeurt dat mensen veel te lang bezig zijn met dezelfde taak als ze vast lopen.</w:t>
+        <w:t>Om problemen i</w:t>
+      </w:r>
+      <w:r>
+        <w:rPr>
+          <w:sz w:val="22"/>
+          <w:szCs w:val="22"/>
+        </w:rPr>
+        <w:t>n</w:t>
+      </w:r>
+      <w:r>
+        <w:rPr>
+          <w:sz w:val="22"/>
+          <w:szCs w:val="22"/>
+        </w:rPr>
+        <w:t xml:space="preserve"> specifieke </w:t>
+      </w:r>
+      <w:r>
+        <w:rPr>
+          <w:sz w:val="22"/>
+          <w:szCs w:val="22"/>
+        </w:rPr>
+        <w:t>se</w:t>
+      </w:r>
+      <w:r>
+        <w:rPr>
+          <w:sz w:val="22"/>
+          <w:szCs w:val="22"/>
+        </w:rPr>
+        <w:t>ctoren te voorkomen hebben wij een afspraak dat wij elkaar op tijd om hulp vragen. Zodat het niet gebeurt dat mensen veel te lang bezig zijn met dezelfde taak als ze vast lopen.</w:t>
+      </w:r>
+    </w:p>
+    <w:p>
+      <w:pPr>
+        <w:pStyle w:val="ListParagraph"/>
+        <w:numPr>
+          <w:ilvl w:val="0"/>
+          <w:numId w:val="12"/>
+        </w:numPr>
+      </w:pPr>
+      <w:r>
+        <w:t>Zoeken voor rustige ruimtes om te werken.</w:t>
+      </w:r>
+    </w:p>
+    <w:p>
+      <w:pPr>
+        <w:pStyle w:val="ListParagraph"/>
+        <w:numPr>
+          <w:ilvl w:val="0"/>
+          <w:numId w:val="12"/>
+        </w:numPr>
+      </w:pPr>
+      <w:r>
+        <w:lastRenderedPageBreak/>
+        <w:t>Op vaste tijden op school aanwezig zijn.</w:t>
+      </w:r>
+    </w:p>
+    <w:p>
+      <w:pPr>
+        <w:pStyle w:val="ListParagraph"/>
+        <w:numPr>
+          <w:ilvl w:val="0"/>
+          <w:numId w:val="12"/>
+        </w:numPr>
+      </w:pPr>
+      <w:r>
+        <w:t>Stand ups, op dagen dat we aan project werken.</w:t>
+      </w:r>
+    </w:p>
+    <w:p>
+      <w:pPr>
+        <w:pStyle w:val="ListParagraph"/>
+        <w:numPr>
+          <w:ilvl w:val="0"/>
+          <w:numId w:val="12"/>
+        </w:numPr>
+      </w:pPr>
+      <w:r>
+        <w:t>Geef het aan als je gaar bent, zodat daar omheen gewerkt kan worden.</w:t>
+      </w:r>
+    </w:p>
+    <w:p>
+      <w:pPr>
+        <w:pStyle w:val="Heading2"/>
+      </w:pPr>
+      <w:r>
+        <w:t>Ondertekening:</w:t>
       </w:r>
     </w:p>
     <w:p>
@@ -1156,13 +1275,44 @@
           <w:szCs w:val="22"/>
         </w:rPr>
       </w:pPr>
-    </w:p>
-    <w:p>
-      <w:pPr>
-        <w:pStyle w:val="Kop2"/>
-      </w:pPr>
       <w:r>
-        <w:t>Ondertekening:</w:t>
+        <w:rPr>
+          <w:sz w:val="22"/>
+          <w:szCs w:val="22"/>
+        </w:rPr>
+        <w:t>Merel</w:t>
+      </w:r>
+      <w:r>
+        <w:rPr>
+          <w:sz w:val="22"/>
+          <w:szCs w:val="22"/>
+        </w:rPr>
+        <w:br/>
+        <w:t>Fabio</w:t>
+      </w:r>
+      <w:r>
+        <w:rPr>
+          <w:sz w:val="22"/>
+          <w:szCs w:val="22"/>
+        </w:rPr>
+        <w:br/>
+        <w:t>Corné</w:t>
+      </w:r>
+      <w:r>
+        <w:rPr>
+          <w:sz w:val="22"/>
+          <w:szCs w:val="22"/>
+        </w:rPr>
+        <w:br/>
+        <w:t>Hannah</w:t>
+      </w:r>
+      <w:r>
+        <w:rPr>
+          <w:sz w:val="22"/>
+          <w:szCs w:val="22"/>
+        </w:rPr>
+        <w:br/>
+        <w:t>Tom</w:t>
       </w:r>
     </w:p>
     <w:p>
@@ -1178,7 +1328,7 @@
     </w:p>
     <w:p>
       <w:pPr>
-        <w:pStyle w:val="Kop2"/>
+        <w:pStyle w:val="Heading2"/>
       </w:pPr>
       <w:r>
         <w:t>Changelog:</w:t>
@@ -1186,7 +1336,7 @@
     </w:p>
     <w:tbl>
       <w:tblPr>
-        <w:tblStyle w:val="Tabelraster"/>
+        <w:tblStyle w:val="TableGrid"/>
         <w:tblW w:w="0" w:type="auto"/>
         <w:tblLayout w:type="fixed"/>
         <w:tblLook w:val="04A0" w:firstRow="1" w:lastRow="0" w:firstColumn="1" w:lastColumn="0" w:noHBand="0" w:noVBand="1"/>
@@ -1414,6 +1564,81 @@
           </w:p>
         </w:tc>
       </w:tr>
+      <w:tr>
+        <w:tc>
+          <w:tcPr>
+            <w:tcW w:w="988" w:type="dxa"/>
+          </w:tcPr>
+          <w:p>
+            <w:pPr>
+              <w:tabs>
+                <w:tab w:val="left" w:pos="2595"/>
+              </w:tabs>
+              <w:jc w:val="center"/>
+              <w:rPr>
+                <w:sz w:val="22"/>
+                <w:szCs w:val="22"/>
+              </w:rPr>
+            </w:pPr>
+            <w:r>
+              <w:rPr>
+                <w:sz w:val="22"/>
+                <w:szCs w:val="22"/>
+              </w:rPr>
+              <w:t>1.2</w:t>
+            </w:r>
+          </w:p>
+        </w:tc>
+        <w:tc>
+          <w:tcPr>
+            <w:tcW w:w="6524" w:type="dxa"/>
+          </w:tcPr>
+          <w:p>
+            <w:pPr>
+              <w:tabs>
+                <w:tab w:val="left" w:pos="2595"/>
+              </w:tabs>
+              <w:rPr>
+                <w:sz w:val="22"/>
+                <w:szCs w:val="22"/>
+              </w:rPr>
+            </w:pPr>
+            <w:r>
+              <w:rPr>
+                <w:sz w:val="22"/>
+                <w:szCs w:val="22"/>
+              </w:rPr>
+              <w:t>Afgemaakt en ondertekent</w:t>
+            </w:r>
+          </w:p>
+        </w:tc>
+        <w:tc>
+          <w:tcPr>
+            <w:tcW w:w="1550" w:type="dxa"/>
+          </w:tcPr>
+          <w:p>
+            <w:pPr>
+              <w:tabs>
+                <w:tab w:val="left" w:pos="2595"/>
+              </w:tabs>
+              <w:jc w:val="center"/>
+              <w:rPr>
+                <w:sz w:val="22"/>
+                <w:szCs w:val="22"/>
+                <w:lang w:val="en-US"/>
+              </w:rPr>
+            </w:pPr>
+            <w:r>
+              <w:rPr>
+                <w:sz w:val="22"/>
+                <w:szCs w:val="22"/>
+                <w:lang w:val="en-US"/>
+              </w:rPr>
+              <w:t>6/3/2026</w:t>
+            </w:r>
+          </w:p>
+        </w:tc>
+      </w:tr>
     </w:tbl>
     <w:p>
       <w:pPr>
@@ -1488,6 +1713,95 @@
 <file path=word/numbering.xml><?xml version="1.0" encoding="utf-8"?>
 <w:numbering xmlns:wpc="http://schemas.microsoft.com/office/word/2010/wordprocessingCanvas" xmlns:cx="http://schemas.microsoft.com/office/drawing/2014/chartex" xmlns:cx1="http://schemas.microsoft.com/office/drawing/2015/9/8/chartex" xmlns:cx2="http://schemas.microsoft.com/office/drawing/2015/10/21/chartex" xmlns:cx3="http://schemas.microsoft.com/office/drawing/2016/5/9/chartex" xmlns:cx4="http://schemas.microsoft.com/office/drawing/2016/5/10/chartex" xmlns:cx5="http://schemas.microsoft.com/office/drawing/2016/5/11/chartex" xmlns:cx6="http://schemas.microsoft.com/office/drawing/2016/5/12/chartex" xmlns:cx7="http://schemas.microsoft.com/office/drawing/2016/5/13/chartex" xmlns:cx8="http://schemas.microsoft.com/office/drawing/2016/5/14/chartex" xmlns:mc="http://schemas.openxmlformats.org/markup-compatibility/2006" xmlns:aink="http://schemas.microsoft.com/office/drawing/2016/ink" xmlns:am3d="http://schemas.microsoft.com/office/drawing/2017/model3d" xmlns:o="urn:schemas-microsoft-com:office:office" xmlns:oel="http://schemas.microsoft.com/office/2019/extlst" xmlns:r="http://schemas.openxmlformats.org/officeDocument/2006/relationships" xmlns:m="http://schemas.openxmlformats.org/officeDocument/2006/math" xmlns:v="urn:schemas-microsoft-com:vml" xmlns:wp14="http://schemas.microsoft.com/office/word/2010/wordprocessingDrawing" xmlns:wp="http://schemas.openxmlformats.org/drawingml/2006/wordprocessingDrawing" xmlns:w10="urn:schemas-microsoft-com:office:word" xmlns:w="http://schemas.openxmlformats.org/wordprocessingml/2006/main" xmlns:w14="http://schemas.microsoft.com/office/word/2010/wordml" xmlns:w15="http://schemas.microsoft.com/office/word/2012/wordml" xmlns:w16cex="http://schemas.microsoft.com/office/word/2018/wordml/cex" xmlns:w16cid="http://schemas.microsoft.com/office/word/2016/wordml/cid" xmlns:w16="http://schemas.microsoft.com/office/word/2018/wordml" xmlns:w16du="http://schemas.microsoft.com/office/word/2023/wordml/word16du" xmlns:w16sdtdh="http://schemas.microsoft.com/office/word/2020/wordml/sdtdatahash" xmlns:w16sdtfl="http://schemas.microsoft.com/office/word/2024/wordml/sdtformatlock" xmlns:w16se="http://schemas.microsoft.com/office/word/2015/wordml/symex" xmlns:wpg="http://schemas.microsoft.com/office/word/2010/wordprocessingGroup" xmlns:wpi="http://schemas.microsoft.com/office/word/2010/wordprocessingInk" xmlns:wne="http://schemas.microsoft.com/office/word/2006/wordml" xmlns:wps="http://schemas.microsoft.com/office/word/2010/wordprocessingShape" mc:Ignorable="w14 w15 w16se w16cid w16 w16cex w16sdtdh w16sdtfl w16du wp14">
   <w:abstractNum w:abstractNumId="0" w15:restartNumberingAfterBreak="0">
+    <w:nsid w:val="020D6CED"/>
+    <w:multiLevelType w:val="hybridMultilevel"/>
+    <w:tmpl w:val="68A84B98"/>
+    <w:lvl w:ilvl="0" w:tplc="0413000F">
+      <w:start w:val="1"/>
+      <w:numFmt w:val="decimal"/>
+      <w:lvlText w:val="%1."/>
+      <w:lvlJc w:val="left"/>
+      <w:pPr>
+        <w:ind w:left="720" w:hanging="360"/>
+      </w:pPr>
+      <w:rPr>
+        <w:rFonts w:hint="default"/>
+      </w:rPr>
+    </w:lvl>
+    <w:lvl w:ilvl="1" w:tplc="04130019" w:tentative="1">
+      <w:start w:val="1"/>
+      <w:numFmt w:val="lowerLetter"/>
+      <w:lvlText w:val="%2."/>
+      <w:lvlJc w:val="left"/>
+      <w:pPr>
+        <w:ind w:left="1440" w:hanging="360"/>
+      </w:pPr>
+    </w:lvl>
+    <w:lvl w:ilvl="2" w:tplc="0413001B" w:tentative="1">
+      <w:start w:val="1"/>
+      <w:numFmt w:val="lowerRoman"/>
+      <w:lvlText w:val="%3."/>
+      <w:lvlJc w:val="right"/>
+      <w:pPr>
+        <w:ind w:left="2160" w:hanging="180"/>
+      </w:pPr>
+    </w:lvl>
+    <w:lvl w:ilvl="3" w:tplc="0413000F" w:tentative="1">
+      <w:start w:val="1"/>
+      <w:numFmt w:val="decimal"/>
+      <w:lvlText w:val="%4."/>
+      <w:lvlJc w:val="left"/>
+      <w:pPr>
+        <w:ind w:left="2880" w:hanging="360"/>
+      </w:pPr>
+    </w:lvl>
+    <w:lvl w:ilvl="4" w:tplc="04130019" w:tentative="1">
+      <w:start w:val="1"/>
+      <w:numFmt w:val="lowerLetter"/>
+      <w:lvlText w:val="%5."/>
+      <w:lvlJc w:val="left"/>
+      <w:pPr>
+        <w:ind w:left="3600" w:hanging="360"/>
+      </w:pPr>
+    </w:lvl>
+    <w:lvl w:ilvl="5" w:tplc="0413001B" w:tentative="1">
+      <w:start w:val="1"/>
+      <w:numFmt w:val="lowerRoman"/>
+      <w:lvlText w:val="%6."/>
+      <w:lvlJc w:val="right"/>
+      <w:pPr>
+        <w:ind w:left="4320" w:hanging="180"/>
+      </w:pPr>
+    </w:lvl>
+    <w:lvl w:ilvl="6" w:tplc="0413000F" w:tentative="1">
+      <w:start w:val="1"/>
+      <w:numFmt w:val="decimal"/>
+      <w:lvlText w:val="%7."/>
+      <w:lvlJc w:val="left"/>
+      <w:pPr>
+        <w:ind w:left="5040" w:hanging="360"/>
+      </w:pPr>
+    </w:lvl>
+    <w:lvl w:ilvl="7" w:tplc="04130019" w:tentative="1">
+      <w:start w:val="1"/>
+      <w:numFmt w:val="lowerLetter"/>
+      <w:lvlText w:val="%8."/>
+      <w:lvlJc w:val="left"/>
+      <w:pPr>
+        <w:ind w:left="5760" w:hanging="360"/>
+      </w:pPr>
+    </w:lvl>
+    <w:lvl w:ilvl="8" w:tplc="0413001B" w:tentative="1">
+      <w:start w:val="1"/>
+      <w:numFmt w:val="lowerRoman"/>
+      <w:lvlText w:val="%9."/>
+      <w:lvlJc w:val="right"/>
+      <w:pPr>
+        <w:ind w:left="6480" w:hanging="180"/>
+      </w:pPr>
+    </w:lvl>
+  </w:abstractNum>
+  <w:abstractNum w:abstractNumId="1" w15:restartNumberingAfterBreak="0">
     <w:nsid w:val="0232F612"/>
     <w:multiLevelType w:val="multilevel"/>
     <w:tmpl w:val="95345548"/>
@@ -1600,7 +1914,7 @@
       </w:rPr>
     </w:lvl>
   </w:abstractNum>
-  <w:abstractNum w:abstractNumId="1" w15:restartNumberingAfterBreak="0">
+  <w:abstractNum w:abstractNumId="2" w15:restartNumberingAfterBreak="0">
     <w:nsid w:val="22526490"/>
     <w:multiLevelType w:val="multilevel"/>
     <w:tmpl w:val="86061A86"/>
@@ -1713,7 +2027,7 @@
       </w:rPr>
     </w:lvl>
   </w:abstractNum>
-  <w:abstractNum w:abstractNumId="2" w15:restartNumberingAfterBreak="0">
+  <w:abstractNum w:abstractNumId="3" w15:restartNumberingAfterBreak="0">
     <w:nsid w:val="3B951054"/>
     <w:multiLevelType w:val="hybridMultilevel"/>
     <w:tmpl w:val="1BF020D0"/>
@@ -1802,7 +2116,7 @@
       </w:pPr>
     </w:lvl>
   </w:abstractNum>
-  <w:abstractNum w:abstractNumId="3" w15:restartNumberingAfterBreak="0">
+  <w:abstractNum w:abstractNumId="4" w15:restartNumberingAfterBreak="0">
     <w:nsid w:val="3BE2B0E1"/>
     <w:multiLevelType w:val="multilevel"/>
     <w:tmpl w:val="ABC65400"/>
@@ -1915,7 +2229,7 @@
       </w:rPr>
     </w:lvl>
   </w:abstractNum>
-  <w:abstractNum w:abstractNumId="4" w15:restartNumberingAfterBreak="0">
+  <w:abstractNum w:abstractNumId="5" w15:restartNumberingAfterBreak="0">
     <w:nsid w:val="4957267A"/>
     <w:multiLevelType w:val="multilevel"/>
     <w:tmpl w:val="697EA454"/>
@@ -2028,7 +2342,7 @@
       </w:rPr>
     </w:lvl>
   </w:abstractNum>
-  <w:abstractNum w:abstractNumId="5" w15:restartNumberingAfterBreak="0">
+  <w:abstractNum w:abstractNumId="6" w15:restartNumberingAfterBreak="0">
     <w:nsid w:val="538F0CB2"/>
     <w:multiLevelType w:val="multilevel"/>
     <w:tmpl w:val="4ABA3F14"/>
@@ -2141,7 +2455,7 @@
       </w:rPr>
     </w:lvl>
   </w:abstractNum>
-  <w:abstractNum w:abstractNumId="6" w15:restartNumberingAfterBreak="0">
+  <w:abstractNum w:abstractNumId="7" w15:restartNumberingAfterBreak="0">
     <w:nsid w:val="55A929B4"/>
     <w:multiLevelType w:val="multilevel"/>
     <w:tmpl w:val="15F0EAC6"/>
@@ -2254,7 +2568,7 @@
       </w:rPr>
     </w:lvl>
   </w:abstractNum>
-  <w:abstractNum w:abstractNumId="7" w15:restartNumberingAfterBreak="0">
+  <w:abstractNum w:abstractNumId="8" w15:restartNumberingAfterBreak="0">
     <w:nsid w:val="6345F323"/>
     <w:multiLevelType w:val="multilevel"/>
     <w:tmpl w:val="1AB871B8"/>
@@ -2367,7 +2681,7 @@
       </w:rPr>
     </w:lvl>
   </w:abstractNum>
-  <w:abstractNum w:abstractNumId="8" w15:restartNumberingAfterBreak="0">
+  <w:abstractNum w:abstractNumId="9" w15:restartNumberingAfterBreak="0">
     <w:nsid w:val="699C6262"/>
     <w:multiLevelType w:val="multilevel"/>
     <w:tmpl w:val="F8F8ED96"/>
@@ -2480,7 +2794,7 @@
       </w:rPr>
     </w:lvl>
   </w:abstractNum>
-  <w:abstractNum w:abstractNumId="9" w15:restartNumberingAfterBreak="0">
+  <w:abstractNum w:abstractNumId="10" w15:restartNumberingAfterBreak="0">
     <w:nsid w:val="7562356E"/>
     <w:multiLevelType w:val="multilevel"/>
     <w:tmpl w:val="5FC6A17C"/>
@@ -2571,7 +2885,7 @@
       </w:pPr>
     </w:lvl>
   </w:abstractNum>
-  <w:abstractNum w:abstractNumId="10" w15:restartNumberingAfterBreak="0">
+  <w:abstractNum w:abstractNumId="11" w15:restartNumberingAfterBreak="0">
     <w:nsid w:val="76601652"/>
     <w:multiLevelType w:val="multilevel"/>
     <w:tmpl w:val="528E83AA"/>
@@ -2684,7 +2998,7 @@
       </w:rPr>
     </w:lvl>
   </w:abstractNum>
-  <w:abstractNum w:abstractNumId="11" w15:restartNumberingAfterBreak="0">
+  <w:abstractNum w:abstractNumId="12" w15:restartNumberingAfterBreak="0">
     <w:nsid w:val="7D20CA18"/>
     <w:multiLevelType w:val="multilevel"/>
     <w:tmpl w:val="71A6863C"/>
@@ -2798,40 +3112,43 @@
     </w:lvl>
   </w:abstractNum>
   <w:num w:numId="1" w16cid:durableId="830372506">
+    <w:abstractNumId w:val="2"/>
+  </w:num>
+  <w:num w:numId="2" w16cid:durableId="1113741576">
+    <w:abstractNumId w:val="12"/>
+  </w:num>
+  <w:num w:numId="3" w16cid:durableId="576018161">
+    <w:abstractNumId w:val="11"/>
+  </w:num>
+  <w:num w:numId="4" w16cid:durableId="1649047113">
     <w:abstractNumId w:val="1"/>
   </w:num>
-  <w:num w:numId="2" w16cid:durableId="1113741576">
-    <w:abstractNumId w:val="11"/>
+  <w:num w:numId="5" w16cid:durableId="1249341377">
+    <w:abstractNumId w:val="5"/>
   </w:num>
-  <w:num w:numId="3" w16cid:durableId="576018161">
+  <w:num w:numId="6" w16cid:durableId="1064335122">
+    <w:abstractNumId w:val="4"/>
+  </w:num>
+  <w:num w:numId="7" w16cid:durableId="2122140132">
+    <w:abstractNumId w:val="8"/>
+  </w:num>
+  <w:num w:numId="8" w16cid:durableId="1982225684">
+    <w:abstractNumId w:val="9"/>
+  </w:num>
+  <w:num w:numId="9" w16cid:durableId="1897737341">
+    <w:abstractNumId w:val="6"/>
+  </w:num>
+  <w:num w:numId="10" w16cid:durableId="389232307">
     <w:abstractNumId w:val="10"/>
   </w:num>
-  <w:num w:numId="4" w16cid:durableId="1649047113">
-    <w:abstractNumId w:val="0"/>
+  <w:num w:numId="11" w16cid:durableId="494800640">
+    <w:abstractNumId w:val="7"/>
   </w:num>
-  <w:num w:numId="5" w16cid:durableId="1249341377">
-    <w:abstractNumId w:val="4"/>
-  </w:num>
-  <w:num w:numId="6" w16cid:durableId="1064335122">
+  <w:num w:numId="12" w16cid:durableId="1460414116">
     <w:abstractNumId w:val="3"/>
   </w:num>
-  <w:num w:numId="7" w16cid:durableId="2122140132">
-    <w:abstractNumId w:val="7"/>
-  </w:num>
-  <w:num w:numId="8" w16cid:durableId="1982225684">
-    <w:abstractNumId w:val="8"/>
-  </w:num>
-  <w:num w:numId="9" w16cid:durableId="1897737341">
-    <w:abstractNumId w:val="5"/>
-  </w:num>
-  <w:num w:numId="10" w16cid:durableId="389232307">
-    <w:abstractNumId w:val="9"/>
-  </w:num>
-  <w:num w:numId="11" w16cid:durableId="494800640">
-    <w:abstractNumId w:val="6"/>
-  </w:num>
-  <w:num w:numId="12" w16cid:durableId="1460414116">
-    <w:abstractNumId w:val="2"/>
+  <w:num w:numId="13" w16cid:durableId="435056548">
+    <w:abstractNumId w:val="0"/>
   </w:num>
 </w:numbering>
 </file>
@@ -3232,15 +3549,15 @@
     <w:lsdException w:name="Unresolved Mention" w:semiHidden="1" w:unhideWhenUsed="1"/>
     <w:lsdException w:name="Smart Link" w:semiHidden="1" w:unhideWhenUsed="1"/>
   </w:latentStyles>
-  <w:style w:type="paragraph" w:default="1" w:styleId="Standaard">
+  <w:style w:type="paragraph" w:default="1" w:styleId="Normal">
     <w:name w:val="Normal"/>
     <w:qFormat/>
   </w:style>
-  <w:style w:type="paragraph" w:styleId="Kop1">
+  <w:style w:type="paragraph" w:styleId="Heading1">
     <w:name w:val="heading 1"/>
-    <w:basedOn w:val="Standaard"/>
-    <w:next w:val="Standaard"/>
-    <w:link w:val="Kop1Char"/>
+    <w:basedOn w:val="Normal"/>
+    <w:next w:val="Normal"/>
+    <w:link w:val="Heading1Char1"/>
     <w:uiPriority w:val="9"/>
     <w:qFormat/>
     <w:pPr>
@@ -3256,11 +3573,11 @@
       <w:szCs w:val="40"/>
     </w:rPr>
   </w:style>
-  <w:style w:type="paragraph" w:styleId="Kop2">
+  <w:style w:type="paragraph" w:styleId="Heading2">
     <w:name w:val="heading 2"/>
-    <w:basedOn w:val="Standaard"/>
-    <w:next w:val="Standaard"/>
-    <w:link w:val="Kop2Char"/>
+    <w:basedOn w:val="Normal"/>
+    <w:next w:val="Normal"/>
+    <w:link w:val="Heading2Char1"/>
     <w:uiPriority w:val="9"/>
     <w:unhideWhenUsed/>
     <w:qFormat/>
@@ -3277,11 +3594,11 @@
       <w:szCs w:val="32"/>
     </w:rPr>
   </w:style>
-  <w:style w:type="paragraph" w:styleId="Kop3">
+  <w:style w:type="paragraph" w:styleId="Heading3">
     <w:name w:val="heading 3"/>
-    <w:basedOn w:val="Standaard"/>
-    <w:next w:val="Standaard"/>
-    <w:link w:val="Kop3Char"/>
+    <w:basedOn w:val="Normal"/>
+    <w:next w:val="Normal"/>
+    <w:link w:val="Heading3Char1"/>
     <w:uiPriority w:val="9"/>
     <w:semiHidden/>
     <w:unhideWhenUsed/>
@@ -3299,11 +3616,11 @@
       <w:szCs w:val="28"/>
     </w:rPr>
   </w:style>
-  <w:style w:type="paragraph" w:styleId="Kop4">
+  <w:style w:type="paragraph" w:styleId="Heading4">
     <w:name w:val="heading 4"/>
-    <w:basedOn w:val="Standaard"/>
-    <w:next w:val="Standaard"/>
-    <w:link w:val="Kop4Char"/>
+    <w:basedOn w:val="Normal"/>
+    <w:next w:val="Normal"/>
+    <w:link w:val="Heading4Char1"/>
     <w:uiPriority w:val="9"/>
     <w:semiHidden/>
     <w:unhideWhenUsed/>
@@ -3321,11 +3638,11 @@
       <w:color w:val="0F4761" w:themeColor="accent1" w:themeShade="BF"/>
     </w:rPr>
   </w:style>
-  <w:style w:type="paragraph" w:styleId="Kop5">
+  <w:style w:type="paragraph" w:styleId="Heading5">
     <w:name w:val="heading 5"/>
-    <w:basedOn w:val="Standaard"/>
-    <w:next w:val="Standaard"/>
-    <w:link w:val="Kop5Char"/>
+    <w:basedOn w:val="Normal"/>
+    <w:next w:val="Normal"/>
+    <w:link w:val="Heading5Char1"/>
     <w:uiPriority w:val="9"/>
     <w:unhideWhenUsed/>
     <w:qFormat/>
@@ -3340,11 +3657,11 @@
       <w:color w:val="0F4761" w:themeColor="accent1" w:themeShade="BF"/>
     </w:rPr>
   </w:style>
-  <w:style w:type="paragraph" w:styleId="Kop6">
+  <w:style w:type="paragraph" w:styleId="Heading6">
     <w:name w:val="heading 6"/>
-    <w:basedOn w:val="Standaard"/>
-    <w:next w:val="Standaard"/>
-    <w:link w:val="Kop6Char"/>
+    <w:basedOn w:val="Normal"/>
+    <w:next w:val="Normal"/>
+    <w:link w:val="Heading6Char1"/>
     <w:uiPriority w:val="9"/>
     <w:semiHidden/>
     <w:unhideWhenUsed/>
@@ -3362,11 +3679,11 @@
       <w:color w:val="595959" w:themeColor="text1" w:themeTint="A6"/>
     </w:rPr>
   </w:style>
-  <w:style w:type="paragraph" w:styleId="Kop7">
+  <w:style w:type="paragraph" w:styleId="Heading7">
     <w:name w:val="heading 7"/>
-    <w:basedOn w:val="Standaard"/>
-    <w:next w:val="Standaard"/>
-    <w:link w:val="Kop7Char"/>
+    <w:basedOn w:val="Normal"/>
+    <w:next w:val="Normal"/>
+    <w:link w:val="Heading7Char1"/>
     <w:uiPriority w:val="9"/>
     <w:semiHidden/>
     <w:unhideWhenUsed/>
@@ -3382,11 +3699,11 @@
       <w:color w:val="595959" w:themeColor="text1" w:themeTint="A6"/>
     </w:rPr>
   </w:style>
-  <w:style w:type="paragraph" w:styleId="Kop8">
+  <w:style w:type="paragraph" w:styleId="Heading8">
     <w:name w:val="heading 8"/>
-    <w:basedOn w:val="Standaard"/>
-    <w:next w:val="Standaard"/>
-    <w:link w:val="Kop8Char"/>
+    <w:basedOn w:val="Normal"/>
+    <w:next w:val="Normal"/>
+    <w:link w:val="Heading8Char1"/>
     <w:uiPriority w:val="9"/>
     <w:semiHidden/>
     <w:unhideWhenUsed/>
@@ -3404,11 +3721,11 @@
       <w:color w:val="272727" w:themeColor="text1" w:themeTint="D8"/>
     </w:rPr>
   </w:style>
-  <w:style w:type="paragraph" w:styleId="Kop9">
+  <w:style w:type="paragraph" w:styleId="Heading9">
     <w:name w:val="heading 9"/>
-    <w:basedOn w:val="Standaard"/>
-    <w:next w:val="Standaard"/>
-    <w:link w:val="Kop9Char"/>
+    <w:basedOn w:val="Normal"/>
+    <w:next w:val="Normal"/>
+    <w:link w:val="Heading9Char1"/>
     <w:uiPriority w:val="9"/>
     <w:semiHidden/>
     <w:unhideWhenUsed/>
@@ -3424,13 +3741,12 @@
       <w:color w:val="272727" w:themeColor="text1" w:themeTint="D8"/>
     </w:rPr>
   </w:style>
-  <w:style w:type="character" w:default="1" w:styleId="Standaardalinea-lettertype">
+  <w:style w:type="character" w:default="1" w:styleId="DefaultParagraphFont">
     <w:name w:val="Default Paragraph Font"/>
     <w:uiPriority w:val="1"/>
-    <w:semiHidden/>
     <w:unhideWhenUsed/>
   </w:style>
-  <w:style w:type="table" w:default="1" w:styleId="Standaardtabel">
+  <w:style w:type="table" w:default="1" w:styleId="TableNormal">
     <w:name w:val="Normal Table"/>
     <w:uiPriority w:val="99"/>
     <w:semiHidden/>
@@ -3445,15 +3761,15 @@
       </w:tblCellMar>
     </w:tblPr>
   </w:style>
-  <w:style w:type="numbering" w:default="1" w:styleId="Geenlijst">
+  <w:style w:type="numbering" w:default="1" w:styleId="NoList">
     <w:name w:val="No List"/>
     <w:uiPriority w:val="99"/>
     <w:semiHidden/>
     <w:unhideWhenUsed/>
   </w:style>
-  <w:style w:type="table" w:customStyle="1" w:styleId="TableGridLight">
-    <w:name w:val="Table Grid Light"/>
-    <w:basedOn w:val="Standaardtabel"/>
+  <w:style w:type="table" w:customStyle="1" w:styleId="TableGridLight1">
+    <w:name w:val="Table Grid Light1"/>
+    <w:basedOn w:val="TableNormal"/>
     <w:uiPriority w:val="59"/>
     <w:pPr>
       <w:spacing w:after="0" w:line="240" w:lineRule="auto"/>
@@ -3469,9 +3785,9 @@
       </w:tblBorders>
     </w:tblPr>
   </w:style>
-  <w:style w:type="table" w:styleId="Onopgemaaktetabel1">
+  <w:style w:type="table" w:styleId="PlainTable1">
     <w:name w:val="Plain Table 1"/>
-    <w:basedOn w:val="Standaardtabel"/>
+    <w:basedOn w:val="TableNormal"/>
     <w:uiPriority w:val="59"/>
     <w:pPr>
       <w:spacing w:after="0" w:line="240" w:lineRule="auto"/>
@@ -3531,9 +3847,9 @@
       </w:tcPr>
     </w:tblStylePr>
   </w:style>
-  <w:style w:type="table" w:styleId="Onopgemaaktetabel2">
+  <w:style w:type="table" w:styleId="PlainTable2">
     <w:name w:val="Plain Table 2"/>
-    <w:basedOn w:val="Standaardtabel"/>
+    <w:basedOn w:val="TableNormal"/>
     <w:uiPriority w:val="59"/>
     <w:pPr>
       <w:spacing w:after="0" w:line="240" w:lineRule="auto"/>
@@ -3613,9 +3929,9 @@
       </w:tcPr>
     </w:tblStylePr>
   </w:style>
-  <w:style w:type="table" w:styleId="Onopgemaaktetabel3">
+  <w:style w:type="table" w:styleId="PlainTable3">
     <w:name w:val="Plain Table 3"/>
-    <w:basedOn w:val="Standaardtabel"/>
+    <w:basedOn w:val="TableNormal"/>
     <w:uiPriority w:val="99"/>
     <w:pPr>
       <w:spacing w:after="0" w:line="240" w:lineRule="auto"/>
@@ -3693,9 +4009,9 @@
       </w:tcPr>
     </w:tblStylePr>
   </w:style>
-  <w:style w:type="table" w:styleId="Onopgemaaktetabel4">
+  <w:style w:type="table" w:styleId="PlainTable4">
     <w:name w:val="Plain Table 4"/>
-    <w:basedOn w:val="Standaardtabel"/>
+    <w:basedOn w:val="TableNormal"/>
     <w:uiPriority w:val="99"/>
     <w:pPr>
       <w:spacing w:after="0" w:line="240" w:lineRule="auto"/>
@@ -3751,9 +4067,9 @@
       </w:tcPr>
     </w:tblStylePr>
   </w:style>
-  <w:style w:type="table" w:styleId="Onopgemaaktetabel5">
+  <w:style w:type="table" w:styleId="PlainTable5">
     <w:name w:val="Plain Table 5"/>
-    <w:basedOn w:val="Standaardtabel"/>
+    <w:basedOn w:val="TableNormal"/>
     <w:uiPriority w:val="99"/>
     <w:pPr>
       <w:spacing w:after="0" w:line="240" w:lineRule="auto"/>
@@ -3844,9 +4160,9 @@
       </w:tcPr>
     </w:tblStylePr>
   </w:style>
-  <w:style w:type="table" w:styleId="Rastertabel1licht">
+  <w:style w:type="table" w:styleId="GridTable1Light">
     <w:name w:val="Grid Table 1 Light"/>
-    <w:basedOn w:val="Standaardtabel"/>
+    <w:basedOn w:val="TableNormal"/>
     <w:uiPriority w:val="99"/>
     <w:pPr>
       <w:spacing w:after="0" w:line="240" w:lineRule="auto"/>
@@ -3910,9 +4226,9 @@
       </w:tcPr>
     </w:tblStylePr>
   </w:style>
-  <w:style w:type="table" w:customStyle="1" w:styleId="GridTable1Light-Accent1">
-    <w:name w:val="Grid Table 1 Light - Accent 1"/>
-    <w:basedOn w:val="Standaardtabel"/>
+  <w:style w:type="table" w:customStyle="1" w:styleId="GridTable1Light-Accent11">
+    <w:name w:val="Grid Table 1 Light - Accent 11"/>
+    <w:basedOn w:val="TableNormal"/>
     <w:uiPriority w:val="99"/>
     <w:pPr>
       <w:spacing w:after="0" w:line="240" w:lineRule="auto"/>
@@ -3976,9 +4292,9 @@
       </w:tcPr>
     </w:tblStylePr>
   </w:style>
-  <w:style w:type="table" w:customStyle="1" w:styleId="GridTable1Light-Accent2">
-    <w:name w:val="Grid Table 1 Light - Accent 2"/>
-    <w:basedOn w:val="Standaardtabel"/>
+  <w:style w:type="table" w:customStyle="1" w:styleId="GridTable1Light-Accent21">
+    <w:name w:val="Grid Table 1 Light - Accent 21"/>
+    <w:basedOn w:val="TableNormal"/>
     <w:uiPriority w:val="99"/>
     <w:pPr>
       <w:spacing w:after="0" w:line="240" w:lineRule="auto"/>
@@ -4042,9 +4358,9 @@
       </w:tcPr>
     </w:tblStylePr>
   </w:style>
-  <w:style w:type="table" w:customStyle="1" w:styleId="GridTable1Light-Accent3">
-    <w:name w:val="Grid Table 1 Light - Accent 3"/>
-    <w:basedOn w:val="Standaardtabel"/>
+  <w:style w:type="table" w:customStyle="1" w:styleId="GridTable1Light-Accent31">
+    <w:name w:val="Grid Table 1 Light - Accent 31"/>
+    <w:basedOn w:val="TableNormal"/>
     <w:uiPriority w:val="99"/>
     <w:pPr>
       <w:spacing w:after="0" w:line="240" w:lineRule="auto"/>
@@ -4108,9 +4424,9 @@
       </w:tcPr>
     </w:tblStylePr>
   </w:style>
-  <w:style w:type="table" w:customStyle="1" w:styleId="GridTable1Light-Accent4">
-    <w:name w:val="Grid Table 1 Light - Accent 4"/>
-    <w:basedOn w:val="Standaardtabel"/>
+  <w:style w:type="table" w:customStyle="1" w:styleId="GridTable1Light-Accent41">
+    <w:name w:val="Grid Table 1 Light - Accent 41"/>
+    <w:basedOn w:val="TableNormal"/>
     <w:uiPriority w:val="99"/>
     <w:pPr>
       <w:spacing w:after="0" w:line="240" w:lineRule="auto"/>
@@ -4174,9 +4490,9 @@
       </w:tcPr>
     </w:tblStylePr>
   </w:style>
-  <w:style w:type="table" w:customStyle="1" w:styleId="GridTable1Light-Accent5">
-    <w:name w:val="Grid Table 1 Light - Accent 5"/>
-    <w:basedOn w:val="Standaardtabel"/>
+  <w:style w:type="table" w:customStyle="1" w:styleId="GridTable1Light-Accent51">
+    <w:name w:val="Grid Table 1 Light - Accent 51"/>
+    <w:basedOn w:val="TableNormal"/>
     <w:uiPriority w:val="99"/>
     <w:pPr>
       <w:spacing w:after="0" w:line="240" w:lineRule="auto"/>
@@ -4240,9 +4556,9 @@
       </w:tcPr>
     </w:tblStylePr>
   </w:style>
-  <w:style w:type="table" w:customStyle="1" w:styleId="GridTable1Light-Accent6">
-    <w:name w:val="Grid Table 1 Light - Accent 6"/>
-    <w:basedOn w:val="Standaardtabel"/>
+  <w:style w:type="table" w:customStyle="1" w:styleId="GridTable1Light-Accent61">
+    <w:name w:val="Grid Table 1 Light - Accent 61"/>
+    <w:basedOn w:val="TableNormal"/>
     <w:uiPriority w:val="99"/>
     <w:pPr>
       <w:spacing w:after="0" w:line="240" w:lineRule="auto"/>
@@ -4306,9 +4622,9 @@
       </w:tcPr>
     </w:tblStylePr>
   </w:style>
-  <w:style w:type="table" w:styleId="Rastertabel2">
+  <w:style w:type="table" w:styleId="GridTable2">
     <w:name w:val="Grid Table 2"/>
-    <w:basedOn w:val="Standaardtabel"/>
+    <w:basedOn w:val="TableNormal"/>
     <w:uiPriority w:val="99"/>
     <w:pPr>
       <w:spacing w:after="0" w:line="240" w:lineRule="auto"/>
@@ -4389,9 +4705,9 @@
       </w:tcPr>
     </w:tblStylePr>
   </w:style>
-  <w:style w:type="table" w:customStyle="1" w:styleId="GridTable2-Accent1">
-    <w:name w:val="Grid Table 2 - Accent 1"/>
-    <w:basedOn w:val="Standaardtabel"/>
+  <w:style w:type="table" w:customStyle="1" w:styleId="GridTable2-Accent11">
+    <w:name w:val="Grid Table 2 - Accent 11"/>
+    <w:basedOn w:val="TableNormal"/>
     <w:uiPriority w:val="99"/>
     <w:pPr>
       <w:spacing w:after="0" w:line="240" w:lineRule="auto"/>
@@ -4472,9 +4788,9 @@
       </w:tcPr>
     </w:tblStylePr>
   </w:style>
-  <w:style w:type="table" w:customStyle="1" w:styleId="GridTable2-Accent2">
-    <w:name w:val="Grid Table 2 - Accent 2"/>
-    <w:basedOn w:val="Standaardtabel"/>
+  <w:style w:type="table" w:customStyle="1" w:styleId="GridTable2-Accent21">
+    <w:name w:val="Grid Table 2 - Accent 21"/>
+    <w:basedOn w:val="TableNormal"/>
     <w:uiPriority w:val="99"/>
     <w:pPr>
       <w:spacing w:after="0" w:line="240" w:lineRule="auto"/>
@@ -4555,9 +4871,9 @@
       </w:tcPr>
     </w:tblStylePr>
   </w:style>
-  <w:style w:type="table" w:customStyle="1" w:styleId="GridTable2-Accent3">
-    <w:name w:val="Grid Table 2 - Accent 3"/>
-    <w:basedOn w:val="Standaardtabel"/>
+  <w:style w:type="table" w:customStyle="1" w:styleId="GridTable2-Accent31">
+    <w:name w:val="Grid Table 2 - Accent 31"/>
+    <w:basedOn w:val="TableNormal"/>
     <w:uiPriority w:val="99"/>
     <w:pPr>
       <w:spacing w:after="0" w:line="240" w:lineRule="auto"/>
@@ -4638,9 +4954,9 @@
       </w:tcPr>
     </w:tblStylePr>
   </w:style>
-  <w:style w:type="table" w:customStyle="1" w:styleId="GridTable2-Accent4">
-    <w:name w:val="Grid Table 2 - Accent 4"/>
-    <w:basedOn w:val="Standaardtabel"/>
+  <w:style w:type="table" w:customStyle="1" w:styleId="GridTable2-Accent41">
+    <w:name w:val="Grid Table 2 - Accent 41"/>
+    <w:basedOn w:val="TableNormal"/>
     <w:uiPriority w:val="99"/>
     <w:pPr>
       <w:spacing w:after="0" w:line="240" w:lineRule="auto"/>
@@ -4721,9 +5037,9 @@
       </w:tcPr>
     </w:tblStylePr>
   </w:style>
-  <w:style w:type="table" w:customStyle="1" w:styleId="GridTable2-Accent5">
-    <w:name w:val="Grid Table 2 - Accent 5"/>
-    <w:basedOn w:val="Standaardtabel"/>
+  <w:style w:type="table" w:customStyle="1" w:styleId="GridTable2-Accent51">
+    <w:name w:val="Grid Table 2 - Accent 51"/>
+    <w:basedOn w:val="TableNormal"/>
     <w:uiPriority w:val="99"/>
     <w:pPr>
       <w:spacing w:after="0" w:line="240" w:lineRule="auto"/>
@@ -4804,9 +5120,9 @@
       </w:tcPr>
     </w:tblStylePr>
   </w:style>
-  <w:style w:type="table" w:customStyle="1" w:styleId="GridTable2-Accent6">
-    <w:name w:val="Grid Table 2 - Accent 6"/>
-    <w:basedOn w:val="Standaardtabel"/>
+  <w:style w:type="table" w:customStyle="1" w:styleId="GridTable2-Accent61">
+    <w:name w:val="Grid Table 2 - Accent 61"/>
+    <w:basedOn w:val="TableNormal"/>
     <w:uiPriority w:val="99"/>
     <w:pPr>
       <w:spacing w:after="0" w:line="240" w:lineRule="auto"/>
@@ -4887,9 +5203,9 @@
       </w:tcPr>
     </w:tblStylePr>
   </w:style>
-  <w:style w:type="table" w:styleId="Rastertabel3">
+  <w:style w:type="table" w:styleId="GridTable3">
     <w:name w:val="Grid Table 3"/>
-    <w:basedOn w:val="Standaardtabel"/>
+    <w:basedOn w:val="TableNormal"/>
     <w:uiPriority w:val="99"/>
     <w:pPr>
       <w:spacing w:after="0" w:line="240" w:lineRule="auto"/>
@@ -4993,9 +5309,9 @@
       </w:tcPr>
     </w:tblStylePr>
   </w:style>
-  <w:style w:type="table" w:customStyle="1" w:styleId="GridTable3-Accent1">
-    <w:name w:val="Grid Table 3 - Accent 1"/>
-    <w:basedOn w:val="Standaardtabel"/>
+  <w:style w:type="table" w:customStyle="1" w:styleId="GridTable3-Accent11">
+    <w:name w:val="Grid Table 3 - Accent 11"/>
+    <w:basedOn w:val="TableNormal"/>
     <w:uiPriority w:val="99"/>
     <w:pPr>
       <w:spacing w:after="0" w:line="240" w:lineRule="auto"/>
@@ -5099,9 +5415,9 @@
       </w:tcPr>
     </w:tblStylePr>
   </w:style>
-  <w:style w:type="table" w:customStyle="1" w:styleId="GridTable3-Accent2">
-    <w:name w:val="Grid Table 3 - Accent 2"/>
-    <w:basedOn w:val="Standaardtabel"/>
+  <w:style w:type="table" w:customStyle="1" w:styleId="GridTable3-Accent21">
+    <w:name w:val="Grid Table 3 - Accent 21"/>
+    <w:basedOn w:val="TableNormal"/>
     <w:uiPriority w:val="99"/>
     <w:pPr>
       <w:spacing w:after="0" w:line="240" w:lineRule="auto"/>
@@ -5205,9 +5521,9 @@
       </w:tcPr>
     </w:tblStylePr>
   </w:style>
-  <w:style w:type="table" w:customStyle="1" w:styleId="GridTable3-Accent3">
-    <w:name w:val="Grid Table 3 - Accent 3"/>
-    <w:basedOn w:val="Standaardtabel"/>
+  <w:style w:type="table" w:customStyle="1" w:styleId="GridTable3-Accent31">
+    <w:name w:val="Grid Table 3 - Accent 31"/>
+    <w:basedOn w:val="TableNormal"/>
     <w:uiPriority w:val="99"/>
     <w:pPr>
       <w:spacing w:after="0" w:line="240" w:lineRule="auto"/>
@@ -5311,9 +5627,9 @@
       </w:tcPr>
     </w:tblStylePr>
   </w:style>
-  <w:style w:type="table" w:customStyle="1" w:styleId="GridTable3-Accent4">
-    <w:name w:val="Grid Table 3 - Accent 4"/>
-    <w:basedOn w:val="Standaardtabel"/>
+  <w:style w:type="table" w:customStyle="1" w:styleId="GridTable3-Accent41">
+    <w:name w:val="Grid Table 3 - Accent 41"/>
+    <w:basedOn w:val="TableNormal"/>
     <w:uiPriority w:val="99"/>
     <w:pPr>
       <w:spacing w:after="0" w:line="240" w:lineRule="auto"/>
@@ -5417,9 +5733,9 @@
       </w:tcPr>
     </w:tblStylePr>
   </w:style>
-  <w:style w:type="table" w:customStyle="1" w:styleId="GridTable3-Accent5">
-    <w:name w:val="Grid Table 3 - Accent 5"/>
-    <w:basedOn w:val="Standaardtabel"/>
+  <w:style w:type="table" w:customStyle="1" w:styleId="GridTable3-Accent51">
+    <w:name w:val="Grid Table 3 - Accent 51"/>
+    <w:basedOn w:val="TableNormal"/>
     <w:uiPriority w:val="99"/>
     <w:pPr>
       <w:spacing w:after="0" w:line="240" w:lineRule="auto"/>
@@ -5523,9 +5839,9 @@
       </w:tcPr>
     </w:tblStylePr>
   </w:style>
-  <w:style w:type="table" w:customStyle="1" w:styleId="GridTable3-Accent6">
-    <w:name w:val="Grid Table 3 - Accent 6"/>
-    <w:basedOn w:val="Standaardtabel"/>
+  <w:style w:type="table" w:customStyle="1" w:styleId="GridTable3-Accent61">
+    <w:name w:val="Grid Table 3 - Accent 61"/>
+    <w:basedOn w:val="TableNormal"/>
     <w:uiPriority w:val="99"/>
     <w:pPr>
       <w:spacing w:after="0" w:line="240" w:lineRule="auto"/>
@@ -5629,9 +5945,9 @@
       </w:tcPr>
     </w:tblStylePr>
   </w:style>
-  <w:style w:type="table" w:styleId="Rastertabel4">
+  <w:style w:type="table" w:styleId="GridTable4">
     <w:name w:val="Grid Table 4"/>
-    <w:basedOn w:val="Standaardtabel"/>
+    <w:basedOn w:val="TableNormal"/>
     <w:uiPriority w:val="59"/>
     <w:pPr>
       <w:spacing w:after="0" w:line="240" w:lineRule="auto"/>
@@ -5713,9 +6029,9 @@
       </w:tcPr>
     </w:tblStylePr>
   </w:style>
-  <w:style w:type="table" w:customStyle="1" w:styleId="GridTable4-Accent1">
-    <w:name w:val="Grid Table 4 - Accent 1"/>
-    <w:basedOn w:val="Standaardtabel"/>
+  <w:style w:type="table" w:customStyle="1" w:styleId="GridTable4-Accent11">
+    <w:name w:val="Grid Table 4 - Accent 11"/>
+    <w:basedOn w:val="TableNormal"/>
     <w:uiPriority w:val="59"/>
     <w:pPr>
       <w:spacing w:after="0" w:line="240" w:lineRule="auto"/>
@@ -5797,9 +6113,9 @@
       </w:tcPr>
     </w:tblStylePr>
   </w:style>
-  <w:style w:type="table" w:customStyle="1" w:styleId="GridTable4-Accent2">
-    <w:name w:val="Grid Table 4 - Accent 2"/>
-    <w:basedOn w:val="Standaardtabel"/>
+  <w:style w:type="table" w:customStyle="1" w:styleId="GridTable4-Accent21">
+    <w:name w:val="Grid Table 4 - Accent 21"/>
+    <w:basedOn w:val="TableNormal"/>
     <w:uiPriority w:val="59"/>
     <w:pPr>
       <w:spacing w:after="0" w:line="240" w:lineRule="auto"/>
@@ -5881,9 +6197,9 @@
       </w:tcPr>
     </w:tblStylePr>
   </w:style>
-  <w:style w:type="table" w:customStyle="1" w:styleId="GridTable4-Accent3">
-    <w:name w:val="Grid Table 4 - Accent 3"/>
-    <w:basedOn w:val="Standaardtabel"/>
+  <w:style w:type="table" w:customStyle="1" w:styleId="GridTable4-Accent31">
+    <w:name w:val="Grid Table 4 - Accent 31"/>
+    <w:basedOn w:val="TableNormal"/>
     <w:uiPriority w:val="59"/>
     <w:pPr>
       <w:spacing w:after="0" w:line="240" w:lineRule="auto"/>
@@ -5965,9 +6281,9 @@
       </w:tcPr>
     </w:tblStylePr>
   </w:style>
-  <w:style w:type="table" w:customStyle="1" w:styleId="GridTable4-Accent4">
-    <w:name w:val="Grid Table 4 - Accent 4"/>
-    <w:basedOn w:val="Standaardtabel"/>
+  <w:style w:type="table" w:customStyle="1" w:styleId="GridTable4-Accent41">
+    <w:name w:val="Grid Table 4 - Accent 41"/>
+    <w:basedOn w:val="TableNormal"/>
     <w:uiPriority w:val="59"/>
     <w:pPr>
       <w:spacing w:after="0" w:line="240" w:lineRule="auto"/>
@@ -6049,9 +6365,9 @@
       </w:tcPr>
     </w:tblStylePr>
   </w:style>
-  <w:style w:type="table" w:customStyle="1" w:styleId="GridTable4-Accent5">
-    <w:name w:val="Grid Table 4 - Accent 5"/>
-    <w:basedOn w:val="Standaardtabel"/>
+  <w:style w:type="table" w:customStyle="1" w:styleId="GridTable4-Accent51">
+    <w:name w:val="Grid Table 4 - Accent 51"/>
+    <w:basedOn w:val="TableNormal"/>
     <w:uiPriority w:val="59"/>
     <w:pPr>
       <w:spacing w:after="0" w:line="240" w:lineRule="auto"/>
@@ -6133,9 +6449,9 @@
       </w:tcPr>
     </w:tblStylePr>
   </w:style>
-  <w:style w:type="table" w:customStyle="1" w:styleId="GridTable4-Accent6">
-    <w:name w:val="Grid Table 4 - Accent 6"/>
-    <w:basedOn w:val="Standaardtabel"/>
+  <w:style w:type="table" w:customStyle="1" w:styleId="GridTable4-Accent61">
+    <w:name w:val="Grid Table 4 - Accent 61"/>
+    <w:basedOn w:val="TableNormal"/>
     <w:uiPriority w:val="59"/>
     <w:pPr>
       <w:spacing w:after="0" w:line="240" w:lineRule="auto"/>
@@ -6217,9 +6533,9 @@
       </w:tcPr>
     </w:tblStylePr>
   </w:style>
-  <w:style w:type="table" w:styleId="Rastertabel5donker">
+  <w:style w:type="table" w:styleId="GridTable5Dark">
     <w:name w:val="Grid Table 5 Dark"/>
-    <w:basedOn w:val="Standaardtabel"/>
+    <w:basedOn w:val="TableNormal"/>
     <w:uiPriority w:val="99"/>
     <w:pPr>
       <w:spacing w:after="0" w:line="240" w:lineRule="auto"/>
@@ -6303,7 +6619,7 @@
   </w:style>
   <w:style w:type="table" w:customStyle="1" w:styleId="GridTable5Dark-Accent1">
     <w:name w:val="Grid Table 5 Dark- Accent 1"/>
-    <w:basedOn w:val="Standaardtabel"/>
+    <w:basedOn w:val="TableNormal"/>
     <w:uiPriority w:val="99"/>
     <w:pPr>
       <w:spacing w:after="0" w:line="240" w:lineRule="auto"/>
@@ -6385,9 +6701,9 @@
       </w:tcPr>
     </w:tblStylePr>
   </w:style>
-  <w:style w:type="table" w:customStyle="1" w:styleId="GridTable5Dark-Accent2">
-    <w:name w:val="Grid Table 5 Dark - Accent 2"/>
-    <w:basedOn w:val="Standaardtabel"/>
+  <w:style w:type="table" w:customStyle="1" w:styleId="GridTable5Dark-Accent21">
+    <w:name w:val="Grid Table 5 Dark - Accent 21"/>
+    <w:basedOn w:val="TableNormal"/>
     <w:uiPriority w:val="99"/>
     <w:pPr>
       <w:spacing w:after="0" w:line="240" w:lineRule="auto"/>
@@ -6469,9 +6785,9 @@
       </w:tcPr>
     </w:tblStylePr>
   </w:style>
-  <w:style w:type="table" w:customStyle="1" w:styleId="GridTable5Dark-Accent3">
-    <w:name w:val="Grid Table 5 Dark - Accent 3"/>
-    <w:basedOn w:val="Standaardtabel"/>
+  <w:style w:type="table" w:customStyle="1" w:styleId="GridTable5Dark-Accent31">
+    <w:name w:val="Grid Table 5 Dark - Accent 31"/>
+    <w:basedOn w:val="TableNormal"/>
     <w:uiPriority w:val="99"/>
     <w:pPr>
       <w:spacing w:after="0" w:line="240" w:lineRule="auto"/>
@@ -6555,7 +6871,7 @@
   </w:style>
   <w:style w:type="table" w:customStyle="1" w:styleId="GridTable5Dark-Accent4">
     <w:name w:val="Grid Table 5 Dark- Accent 4"/>
-    <w:basedOn w:val="Standaardtabel"/>
+    <w:basedOn w:val="TableNormal"/>
     <w:uiPriority w:val="99"/>
     <w:pPr>
       <w:spacing w:after="0" w:line="240" w:lineRule="auto"/>
@@ -6637,9 +6953,9 @@
       </w:tcPr>
     </w:tblStylePr>
   </w:style>
-  <w:style w:type="table" w:customStyle="1" w:styleId="GridTable5Dark-Accent5">
-    <w:name w:val="Grid Table 5 Dark - Accent 5"/>
-    <w:basedOn w:val="Standaardtabel"/>
+  <w:style w:type="table" w:customStyle="1" w:styleId="GridTable5Dark-Accent51">
+    <w:name w:val="Grid Table 5 Dark - Accent 51"/>
+    <w:basedOn w:val="TableNormal"/>
     <w:uiPriority w:val="99"/>
     <w:pPr>
       <w:spacing w:after="0" w:line="240" w:lineRule="auto"/>
@@ -6721,9 +7037,9 @@
       </w:tcPr>
     </w:tblStylePr>
   </w:style>
-  <w:style w:type="table" w:customStyle="1" w:styleId="GridTable5Dark-Accent6">
-    <w:name w:val="Grid Table 5 Dark - Accent 6"/>
-    <w:basedOn w:val="Standaardtabel"/>
+  <w:style w:type="table" w:customStyle="1" w:styleId="GridTable5Dark-Accent61">
+    <w:name w:val="Grid Table 5 Dark - Accent 61"/>
+    <w:basedOn w:val="TableNormal"/>
     <w:uiPriority w:val="99"/>
     <w:pPr>
       <w:spacing w:after="0" w:line="240" w:lineRule="auto"/>
@@ -6805,9 +7121,9 @@
       </w:tcPr>
     </w:tblStylePr>
   </w:style>
-  <w:style w:type="table" w:styleId="Rastertabel6kleurrijk">
+  <w:style w:type="table" w:styleId="GridTable6Colorful">
     <w:name w:val="Grid Table 6 Colorful"/>
-    <w:basedOn w:val="Standaardtabel"/>
+    <w:basedOn w:val="TableNormal"/>
     <w:uiPriority w:val="99"/>
     <w:pPr>
       <w:spacing w:after="0" w:line="240" w:lineRule="auto"/>
@@ -6879,9 +7195,9 @@
       </w:rPr>
     </w:tblStylePr>
   </w:style>
-  <w:style w:type="table" w:customStyle="1" w:styleId="GridTable6Colorful-Accent1">
-    <w:name w:val="Grid Table 6 Colorful - Accent 1"/>
-    <w:basedOn w:val="Standaardtabel"/>
+  <w:style w:type="table" w:customStyle="1" w:styleId="GridTable6Colorful-Accent11">
+    <w:name w:val="Grid Table 6 Colorful - Accent 11"/>
+    <w:basedOn w:val="TableNormal"/>
     <w:uiPriority w:val="99"/>
     <w:pPr>
       <w:spacing w:after="0" w:line="240" w:lineRule="auto"/>
@@ -6953,9 +7269,9 @@
       </w:rPr>
     </w:tblStylePr>
   </w:style>
-  <w:style w:type="table" w:customStyle="1" w:styleId="GridTable6Colorful-Accent2">
-    <w:name w:val="Grid Table 6 Colorful - Accent 2"/>
-    <w:basedOn w:val="Standaardtabel"/>
+  <w:style w:type="table" w:customStyle="1" w:styleId="GridTable6Colorful-Accent21">
+    <w:name w:val="Grid Table 6 Colorful - Accent 21"/>
+    <w:basedOn w:val="TableNormal"/>
     <w:uiPriority w:val="99"/>
     <w:pPr>
       <w:spacing w:after="0" w:line="240" w:lineRule="auto"/>
@@ -7027,9 +7343,9 @@
       </w:rPr>
     </w:tblStylePr>
   </w:style>
-  <w:style w:type="table" w:customStyle="1" w:styleId="GridTable6Colorful-Accent3">
-    <w:name w:val="Grid Table 6 Colorful - Accent 3"/>
-    <w:basedOn w:val="Standaardtabel"/>
+  <w:style w:type="table" w:customStyle="1" w:styleId="GridTable6Colorful-Accent31">
+    <w:name w:val="Grid Table 6 Colorful - Accent 31"/>
+    <w:basedOn w:val="TableNormal"/>
     <w:uiPriority w:val="99"/>
     <w:pPr>
       <w:spacing w:after="0" w:line="240" w:lineRule="auto"/>
@@ -7101,9 +7417,9 @@
       </w:rPr>
     </w:tblStylePr>
   </w:style>
-  <w:style w:type="table" w:customStyle="1" w:styleId="GridTable6Colorful-Accent4">
-    <w:name w:val="Grid Table 6 Colorful - Accent 4"/>
-    <w:basedOn w:val="Standaardtabel"/>
+  <w:style w:type="table" w:customStyle="1" w:styleId="GridTable6Colorful-Accent41">
+    <w:name w:val="Grid Table 6 Colorful - Accent 41"/>
+    <w:basedOn w:val="TableNormal"/>
     <w:uiPriority w:val="99"/>
     <w:pPr>
       <w:spacing w:after="0" w:line="240" w:lineRule="auto"/>
@@ -7175,9 +7491,9 @@
       </w:rPr>
     </w:tblStylePr>
   </w:style>
-  <w:style w:type="table" w:customStyle="1" w:styleId="GridTable6Colorful-Accent5">
-    <w:name w:val="Grid Table 6 Colorful - Accent 5"/>
-    <w:basedOn w:val="Standaardtabel"/>
+  <w:style w:type="table" w:customStyle="1" w:styleId="GridTable6Colorful-Accent51">
+    <w:name w:val="Grid Table 6 Colorful - Accent 51"/>
+    <w:basedOn w:val="TableNormal"/>
     <w:uiPriority w:val="99"/>
     <w:pPr>
       <w:spacing w:after="0" w:line="240" w:lineRule="auto"/>
@@ -7249,9 +7565,9 @@
       </w:rPr>
     </w:tblStylePr>
   </w:style>
-  <w:style w:type="table" w:customStyle="1" w:styleId="GridTable6Colorful-Accent6">
-    <w:name w:val="Grid Table 6 Colorful - Accent 6"/>
-    <w:basedOn w:val="Standaardtabel"/>
+  <w:style w:type="table" w:customStyle="1" w:styleId="GridTable6Colorful-Accent61">
+    <w:name w:val="Grid Table 6 Colorful - Accent 61"/>
+    <w:basedOn w:val="TableNormal"/>
     <w:uiPriority w:val="99"/>
     <w:pPr>
       <w:spacing w:after="0" w:line="240" w:lineRule="auto"/>
@@ -7323,9 +7639,9 @@
       </w:rPr>
     </w:tblStylePr>
   </w:style>
-  <w:style w:type="table" w:styleId="Rastertabel7kleurrijk">
+  <w:style w:type="table" w:styleId="GridTable7Colorful">
     <w:name w:val="Grid Table 7 Colorful"/>
-    <w:basedOn w:val="Standaardtabel"/>
+    <w:basedOn w:val="TableNormal"/>
     <w:uiPriority w:val="99"/>
     <w:pPr>
       <w:spacing w:after="0" w:line="240" w:lineRule="auto"/>
@@ -7440,9 +7756,9 @@
       </w:rPr>
     </w:tblStylePr>
   </w:style>
-  <w:style w:type="table" w:customStyle="1" w:styleId="GridTable7Colorful-Accent1">
-    <w:name w:val="Grid Table 7 Colorful - Accent 1"/>
-    <w:basedOn w:val="Standaardtabel"/>
+  <w:style w:type="table" w:customStyle="1" w:styleId="GridTable7Colorful-Accent11">
+    <w:name w:val="Grid Table 7 Colorful - Accent 11"/>
+    <w:basedOn w:val="TableNormal"/>
     <w:uiPriority w:val="99"/>
     <w:pPr>
       <w:spacing w:after="0" w:line="240" w:lineRule="auto"/>
@@ -7557,9 +7873,9 @@
       </w:rPr>
     </w:tblStylePr>
   </w:style>
-  <w:style w:type="table" w:customStyle="1" w:styleId="GridTable7Colorful-Accent2">
-    <w:name w:val="Grid Table 7 Colorful - Accent 2"/>
-    <w:basedOn w:val="Standaardtabel"/>
+  <w:style w:type="table" w:customStyle="1" w:styleId="GridTable7Colorful-Accent21">
+    <w:name w:val="Grid Table 7 Colorful - Accent 21"/>
+    <w:basedOn w:val="TableNormal"/>
     <w:uiPriority w:val="99"/>
     <w:pPr>
       <w:spacing w:after="0" w:line="240" w:lineRule="auto"/>
@@ -7674,9 +7990,9 @@
       </w:rPr>
     </w:tblStylePr>
   </w:style>
-  <w:style w:type="table" w:customStyle="1" w:styleId="GridTable7Colorful-Accent3">
-    <w:name w:val="Grid Table 7 Colorful - Accent 3"/>
-    <w:basedOn w:val="Standaardtabel"/>
+  <w:style w:type="table" w:customStyle="1" w:styleId="GridTable7Colorful-Accent31">
+    <w:name w:val="Grid Table 7 Colorful - Accent 31"/>
+    <w:basedOn w:val="TableNormal"/>
     <w:uiPriority w:val="99"/>
     <w:pPr>
       <w:spacing w:after="0" w:line="240" w:lineRule="auto"/>
@@ -7791,9 +8107,9 @@
       </w:rPr>
     </w:tblStylePr>
   </w:style>
-  <w:style w:type="table" w:customStyle="1" w:styleId="GridTable7Colorful-Accent4">
-    <w:name w:val="Grid Table 7 Colorful - Accent 4"/>
-    <w:basedOn w:val="Standaardtabel"/>
+  <w:style w:type="table" w:customStyle="1" w:styleId="GridTable7Colorful-Accent41">
+    <w:name w:val="Grid Table 7 Colorful - Accent 41"/>
+    <w:basedOn w:val="TableNormal"/>
     <w:uiPriority w:val="99"/>
     <w:pPr>
       <w:spacing w:after="0" w:line="240" w:lineRule="auto"/>
@@ -7908,9 +8224,9 @@
       </w:rPr>
     </w:tblStylePr>
   </w:style>
-  <w:style w:type="table" w:customStyle="1" w:styleId="GridTable7Colorful-Accent5">
-    <w:name w:val="Grid Table 7 Colorful - Accent 5"/>
-    <w:basedOn w:val="Standaardtabel"/>
+  <w:style w:type="table" w:customStyle="1" w:styleId="GridTable7Colorful-Accent51">
+    <w:name w:val="Grid Table 7 Colorful - Accent 51"/>
+    <w:basedOn w:val="TableNormal"/>
     <w:uiPriority w:val="99"/>
     <w:pPr>
       <w:spacing w:after="0" w:line="240" w:lineRule="auto"/>
@@ -8025,9 +8341,9 @@
       </w:rPr>
     </w:tblStylePr>
   </w:style>
-  <w:style w:type="table" w:customStyle="1" w:styleId="GridTable7Colorful-Accent6">
-    <w:name w:val="Grid Table 7 Colorful - Accent 6"/>
-    <w:basedOn w:val="Standaardtabel"/>
+  <w:style w:type="table" w:customStyle="1" w:styleId="GridTable7Colorful-Accent61">
+    <w:name w:val="Grid Table 7 Colorful - Accent 61"/>
+    <w:basedOn w:val="TableNormal"/>
     <w:uiPriority w:val="99"/>
     <w:pPr>
       <w:spacing w:after="0" w:line="240" w:lineRule="auto"/>
@@ -8142,9 +8458,9 @@
       </w:rPr>
     </w:tblStylePr>
   </w:style>
-  <w:style w:type="table" w:styleId="Lijsttabel1licht">
+  <w:style w:type="table" w:styleId="ListTable1Light">
     <w:name w:val="List Table 1 Light"/>
-    <w:basedOn w:val="Standaardtabel"/>
+    <w:basedOn w:val="TableNormal"/>
     <w:uiPriority w:val="99"/>
     <w:pPr>
       <w:spacing w:after="0" w:line="240" w:lineRule="auto"/>
@@ -8208,9 +8524,9 @@
       </w:tcPr>
     </w:tblStylePr>
   </w:style>
-  <w:style w:type="table" w:customStyle="1" w:styleId="ListTable1Light-Accent1">
-    <w:name w:val="List Table 1 Light - Accent 1"/>
-    <w:basedOn w:val="Standaardtabel"/>
+  <w:style w:type="table" w:customStyle="1" w:styleId="ListTable1Light-Accent11">
+    <w:name w:val="List Table 1 Light - Accent 11"/>
+    <w:basedOn w:val="TableNormal"/>
     <w:uiPriority w:val="99"/>
     <w:pPr>
       <w:spacing w:after="0" w:line="240" w:lineRule="auto"/>
@@ -8274,9 +8590,9 @@
       </w:tcPr>
     </w:tblStylePr>
   </w:style>
-  <w:style w:type="table" w:customStyle="1" w:styleId="ListTable1Light-Accent2">
-    <w:name w:val="List Table 1 Light - Accent 2"/>
-    <w:basedOn w:val="Standaardtabel"/>
+  <w:style w:type="table" w:customStyle="1" w:styleId="ListTable1Light-Accent21">
+    <w:name w:val="List Table 1 Light - Accent 21"/>
+    <w:basedOn w:val="TableNormal"/>
     <w:uiPriority w:val="99"/>
     <w:pPr>
       <w:spacing w:after="0" w:line="240" w:lineRule="auto"/>
@@ -8340,9 +8656,9 @@
       </w:tcPr>
     </w:tblStylePr>
   </w:style>
-  <w:style w:type="table" w:customStyle="1" w:styleId="ListTable1Light-Accent3">
-    <w:name w:val="List Table 1 Light - Accent 3"/>
-    <w:basedOn w:val="Standaardtabel"/>
+  <w:style w:type="table" w:customStyle="1" w:styleId="ListTable1Light-Accent31">
+    <w:name w:val="List Table 1 Light - Accent 31"/>
+    <w:basedOn w:val="TableNormal"/>
     <w:uiPriority w:val="99"/>
     <w:pPr>
       <w:spacing w:after="0" w:line="240" w:lineRule="auto"/>
@@ -8406,9 +8722,9 @@
       </w:tcPr>
     </w:tblStylePr>
   </w:style>
-  <w:style w:type="table" w:customStyle="1" w:styleId="ListTable1Light-Accent4">
-    <w:name w:val="List Table 1 Light - Accent 4"/>
-    <w:basedOn w:val="Standaardtabel"/>
+  <w:style w:type="table" w:customStyle="1" w:styleId="ListTable1Light-Accent41">
+    <w:name w:val="List Table 1 Light - Accent 41"/>
+    <w:basedOn w:val="TableNormal"/>
     <w:uiPriority w:val="99"/>
     <w:pPr>
       <w:spacing w:after="0" w:line="240" w:lineRule="auto"/>
@@ -8472,9 +8788,9 @@
       </w:tcPr>
     </w:tblStylePr>
   </w:style>
-  <w:style w:type="table" w:customStyle="1" w:styleId="ListTable1Light-Accent5">
-    <w:name w:val="List Table 1 Light - Accent 5"/>
-    <w:basedOn w:val="Standaardtabel"/>
+  <w:style w:type="table" w:customStyle="1" w:styleId="ListTable1Light-Accent51">
+    <w:name w:val="List Table 1 Light - Accent 51"/>
+    <w:basedOn w:val="TableNormal"/>
     <w:uiPriority w:val="99"/>
     <w:pPr>
       <w:spacing w:after="0" w:line="240" w:lineRule="auto"/>
@@ -8538,9 +8854,9 @@
       </w:tcPr>
     </w:tblStylePr>
   </w:style>
-  <w:style w:type="table" w:customStyle="1" w:styleId="ListTable1Light-Accent6">
-    <w:name w:val="List Table 1 Light - Accent 6"/>
-    <w:basedOn w:val="Standaardtabel"/>
+  <w:style w:type="table" w:customStyle="1" w:styleId="ListTable1Light-Accent61">
+    <w:name w:val="List Table 1 Light - Accent 61"/>
+    <w:basedOn w:val="TableNormal"/>
     <w:uiPriority w:val="99"/>
     <w:pPr>
       <w:spacing w:after="0" w:line="240" w:lineRule="auto"/>
@@ -8604,9 +8920,9 @@
       </w:tcPr>
     </w:tblStylePr>
   </w:style>
-  <w:style w:type="table" w:styleId="Lijsttabel2">
+  <w:style w:type="table" w:styleId="ListTable2">
     <w:name w:val="List Table 2"/>
-    <w:basedOn w:val="Standaardtabel"/>
+    <w:basedOn w:val="TableNormal"/>
     <w:uiPriority w:val="99"/>
     <w:pPr>
       <w:spacing w:after="0" w:line="240" w:lineRule="auto"/>
@@ -8693,9 +9009,9 @@
       </w:tcPr>
     </w:tblStylePr>
   </w:style>
-  <w:style w:type="table" w:customStyle="1" w:styleId="ListTable2-Accent1">
-    <w:name w:val="List Table 2 - Accent 1"/>
-    <w:basedOn w:val="Standaardtabel"/>
+  <w:style w:type="table" w:customStyle="1" w:styleId="ListTable2-Accent11">
+    <w:name w:val="List Table 2 - Accent 11"/>
+    <w:basedOn w:val="TableNormal"/>
     <w:uiPriority w:val="99"/>
     <w:pPr>
       <w:spacing w:after="0" w:line="240" w:lineRule="auto"/>
@@ -8782,9 +9098,9 @@
       </w:tcPr>
     </w:tblStylePr>
   </w:style>
-  <w:style w:type="table" w:customStyle="1" w:styleId="ListTable2-Accent2">
-    <w:name w:val="List Table 2 - Accent 2"/>
-    <w:basedOn w:val="Standaardtabel"/>
+  <w:style w:type="table" w:customStyle="1" w:styleId="ListTable2-Accent21">
+    <w:name w:val="List Table 2 - Accent 21"/>
+    <w:basedOn w:val="TableNormal"/>
     <w:uiPriority w:val="99"/>
     <w:pPr>
       <w:spacing w:after="0" w:line="240" w:lineRule="auto"/>
@@ -8871,9 +9187,9 @@
       </w:tcPr>
     </w:tblStylePr>
   </w:style>
-  <w:style w:type="table" w:customStyle="1" w:styleId="ListTable2-Accent3">
-    <w:name w:val="List Table 2 - Accent 3"/>
-    <w:basedOn w:val="Standaardtabel"/>
+  <w:style w:type="table" w:customStyle="1" w:styleId="ListTable2-Accent31">
+    <w:name w:val="List Table 2 - Accent 31"/>
+    <w:basedOn w:val="TableNormal"/>
     <w:uiPriority w:val="99"/>
     <w:pPr>
       <w:spacing w:after="0" w:line="240" w:lineRule="auto"/>
@@ -8960,9 +9276,9 @@
       </w:tcPr>
     </w:tblStylePr>
   </w:style>
-  <w:style w:type="table" w:customStyle="1" w:styleId="ListTable2-Accent4">
-    <w:name w:val="List Table 2 - Accent 4"/>
-    <w:basedOn w:val="Standaardtabel"/>
+  <w:style w:type="table" w:customStyle="1" w:styleId="ListTable2-Accent41">
+    <w:name w:val="List Table 2 - Accent 41"/>
+    <w:basedOn w:val="TableNormal"/>
     <w:uiPriority w:val="99"/>
     <w:pPr>
       <w:spacing w:after="0" w:line="240" w:lineRule="auto"/>
@@ -9049,9 +9365,9 @@
       </w:tcPr>
     </w:tblStylePr>
   </w:style>
-  <w:style w:type="table" w:customStyle="1" w:styleId="ListTable2-Accent5">
-    <w:name w:val="List Table 2 - Accent 5"/>
-    <w:basedOn w:val="Standaardtabel"/>
+  <w:style w:type="table" w:customStyle="1" w:styleId="ListTable2-Accent51">
+    <w:name w:val="List Table 2 - Accent 51"/>
+    <w:basedOn w:val="TableNormal"/>
     <w:uiPriority w:val="99"/>
     <w:pPr>
       <w:spacing w:after="0" w:line="240" w:lineRule="auto"/>
@@ -9138,9 +9454,9 @@
       </w:tcPr>
     </w:tblStylePr>
   </w:style>
-  <w:style w:type="table" w:customStyle="1" w:styleId="ListTable2-Accent6">
-    <w:name w:val="List Table 2 - Accent 6"/>
-    <w:basedOn w:val="Standaardtabel"/>
+  <w:style w:type="table" w:customStyle="1" w:styleId="ListTable2-Accent61">
+    <w:name w:val="List Table 2 - Accent 61"/>
+    <w:basedOn w:val="TableNormal"/>
     <w:uiPriority w:val="99"/>
     <w:pPr>
       <w:spacing w:after="0" w:line="240" w:lineRule="auto"/>
@@ -9227,9 +9543,9 @@
       </w:tcPr>
     </w:tblStylePr>
   </w:style>
-  <w:style w:type="table" w:styleId="Lijsttabel3">
+  <w:style w:type="table" w:styleId="ListTable3">
     <w:name w:val="List Table 3"/>
-    <w:basedOn w:val="Standaardtabel"/>
+    <w:basedOn w:val="TableNormal"/>
     <w:uiPriority w:val="99"/>
     <w:pPr>
       <w:spacing w:after="0" w:line="240" w:lineRule="auto"/>
@@ -9303,9 +9619,9 @@
       </w:tcPr>
     </w:tblStylePr>
   </w:style>
-  <w:style w:type="table" w:customStyle="1" w:styleId="ListTable3-Accent1">
-    <w:name w:val="List Table 3 - Accent 1"/>
-    <w:basedOn w:val="Standaardtabel"/>
+  <w:style w:type="table" w:customStyle="1" w:styleId="ListTable3-Accent11">
+    <w:name w:val="List Table 3 - Accent 11"/>
+    <w:basedOn w:val="TableNormal"/>
     <w:uiPriority w:val="99"/>
     <w:pPr>
       <w:spacing w:after="0" w:line="240" w:lineRule="auto"/>
@@ -9379,9 +9695,9 @@
       </w:tcPr>
     </w:tblStylePr>
   </w:style>
-  <w:style w:type="table" w:customStyle="1" w:styleId="ListTable3-Accent2">
-    <w:name w:val="List Table 3 - Accent 2"/>
-    <w:basedOn w:val="Standaardtabel"/>
+  <w:style w:type="table" w:customStyle="1" w:styleId="ListTable3-Accent21">
+    <w:name w:val="List Table 3 - Accent 21"/>
+    <w:basedOn w:val="TableNormal"/>
     <w:uiPriority w:val="99"/>
     <w:pPr>
       <w:spacing w:after="0" w:line="240" w:lineRule="auto"/>
@@ -9455,9 +9771,9 @@
       </w:tcPr>
     </w:tblStylePr>
   </w:style>
-  <w:style w:type="table" w:customStyle="1" w:styleId="ListTable3-Accent3">
-    <w:name w:val="List Table 3 - Accent 3"/>
-    <w:basedOn w:val="Standaardtabel"/>
+  <w:style w:type="table" w:customStyle="1" w:styleId="ListTable3-Accent31">
+    <w:name w:val="List Table 3 - Accent 31"/>
+    <w:basedOn w:val="TableNormal"/>
     <w:uiPriority w:val="99"/>
     <w:pPr>
       <w:spacing w:after="0" w:line="240" w:lineRule="auto"/>
@@ -9531,9 +9847,9 @@
       </w:tcPr>
     </w:tblStylePr>
   </w:style>
-  <w:style w:type="table" w:customStyle="1" w:styleId="ListTable3-Accent4">
-    <w:name w:val="List Table 3 - Accent 4"/>
-    <w:basedOn w:val="Standaardtabel"/>
+  <w:style w:type="table" w:customStyle="1" w:styleId="ListTable3-Accent41">
+    <w:name w:val="List Table 3 - Accent 41"/>
+    <w:basedOn w:val="TableNormal"/>
     <w:uiPriority w:val="99"/>
     <w:pPr>
       <w:spacing w:after="0" w:line="240" w:lineRule="auto"/>
@@ -9607,9 +9923,9 @@
       </w:tcPr>
     </w:tblStylePr>
   </w:style>
-  <w:style w:type="table" w:customStyle="1" w:styleId="ListTable3-Accent5">
-    <w:name w:val="List Table 3 - Accent 5"/>
-    <w:basedOn w:val="Standaardtabel"/>
+  <w:style w:type="table" w:customStyle="1" w:styleId="ListTable3-Accent51">
+    <w:name w:val="List Table 3 - Accent 51"/>
+    <w:basedOn w:val="TableNormal"/>
     <w:uiPriority w:val="99"/>
     <w:pPr>
       <w:spacing w:after="0" w:line="240" w:lineRule="auto"/>
@@ -9683,9 +9999,9 @@
       </w:tcPr>
     </w:tblStylePr>
   </w:style>
-  <w:style w:type="table" w:customStyle="1" w:styleId="ListTable3-Accent6">
-    <w:name w:val="List Table 3 - Accent 6"/>
-    <w:basedOn w:val="Standaardtabel"/>
+  <w:style w:type="table" w:customStyle="1" w:styleId="ListTable3-Accent61">
+    <w:name w:val="List Table 3 - Accent 61"/>
+    <w:basedOn w:val="TableNormal"/>
     <w:uiPriority w:val="99"/>
     <w:pPr>
       <w:spacing w:after="0" w:line="240" w:lineRule="auto"/>
@@ -9759,9 +10075,9 @@
       </w:tcPr>
     </w:tblStylePr>
   </w:style>
-  <w:style w:type="table" w:styleId="Lijsttabel4">
+  <w:style w:type="table" w:styleId="ListTable4">
     <w:name w:val="List Table 4"/>
-    <w:basedOn w:val="Standaardtabel"/>
+    <w:basedOn w:val="TableNormal"/>
     <w:uiPriority w:val="99"/>
     <w:pPr>
       <w:spacing w:after="0" w:line="240" w:lineRule="auto"/>
@@ -9830,9 +10146,9 @@
       </w:tcPr>
     </w:tblStylePr>
   </w:style>
-  <w:style w:type="table" w:customStyle="1" w:styleId="ListTable4-Accent1">
-    <w:name w:val="List Table 4 - Accent 1"/>
-    <w:basedOn w:val="Standaardtabel"/>
+  <w:style w:type="table" w:customStyle="1" w:styleId="ListTable4-Accent11">
+    <w:name w:val="List Table 4 - Accent 11"/>
+    <w:basedOn w:val="TableNormal"/>
     <w:uiPriority w:val="99"/>
     <w:pPr>
       <w:spacing w:after="0" w:line="240" w:lineRule="auto"/>
@@ -9901,9 +10217,9 @@
       </w:tcPr>
     </w:tblStylePr>
   </w:style>
-  <w:style w:type="table" w:customStyle="1" w:styleId="ListTable4-Accent2">
-    <w:name w:val="List Table 4 - Accent 2"/>
-    <w:basedOn w:val="Standaardtabel"/>
+  <w:style w:type="table" w:customStyle="1" w:styleId="ListTable4-Accent21">
+    <w:name w:val="List Table 4 - Accent 21"/>
+    <w:basedOn w:val="TableNormal"/>
     <w:uiPriority w:val="99"/>
     <w:pPr>
       <w:spacing w:after="0" w:line="240" w:lineRule="auto"/>
@@ -9972,9 +10288,9 @@
       </w:tcPr>
     </w:tblStylePr>
   </w:style>
-  <w:style w:type="table" w:customStyle="1" w:styleId="ListTable4-Accent3">
-    <w:name w:val="List Table 4 - Accent 3"/>
-    <w:basedOn w:val="Standaardtabel"/>
+  <w:style w:type="table" w:customStyle="1" w:styleId="ListTable4-Accent31">
+    <w:name w:val="List Table 4 - Accent 31"/>
+    <w:basedOn w:val="TableNormal"/>
     <w:uiPriority w:val="99"/>
     <w:pPr>
       <w:spacing w:after="0" w:line="240" w:lineRule="auto"/>
@@ -10043,9 +10359,9 @@
       </w:tcPr>
     </w:tblStylePr>
   </w:style>
-  <w:style w:type="table" w:customStyle="1" w:styleId="ListTable4-Accent4">
-    <w:name w:val="List Table 4 - Accent 4"/>
-    <w:basedOn w:val="Standaardtabel"/>
+  <w:style w:type="table" w:customStyle="1" w:styleId="ListTable4-Accent41">
+    <w:name w:val="List Table 4 - Accent 41"/>
+    <w:basedOn w:val="TableNormal"/>
     <w:uiPriority w:val="99"/>
     <w:pPr>
       <w:spacing w:after="0" w:line="240" w:lineRule="auto"/>
@@ -10114,9 +10430,9 @@
       </w:tcPr>
     </w:tblStylePr>
   </w:style>
-  <w:style w:type="table" w:customStyle="1" w:styleId="ListTable4-Accent5">
-    <w:name w:val="List Table 4 - Accent 5"/>
-    <w:basedOn w:val="Standaardtabel"/>
+  <w:style w:type="table" w:customStyle="1" w:styleId="ListTable4-Accent51">
+    <w:name w:val="List Table 4 - Accent 51"/>
+    <w:basedOn w:val="TableNormal"/>
     <w:uiPriority w:val="99"/>
     <w:pPr>
       <w:spacing w:after="0" w:line="240" w:lineRule="auto"/>
@@ -10185,9 +10501,9 @@
       </w:tcPr>
     </w:tblStylePr>
   </w:style>
-  <w:style w:type="table" w:customStyle="1" w:styleId="ListTable4-Accent6">
-    <w:name w:val="List Table 4 - Accent 6"/>
-    <w:basedOn w:val="Standaardtabel"/>
+  <w:style w:type="table" w:customStyle="1" w:styleId="ListTable4-Accent61">
+    <w:name w:val="List Table 4 - Accent 61"/>
+    <w:basedOn w:val="TableNormal"/>
     <w:uiPriority w:val="99"/>
     <w:pPr>
       <w:spacing w:after="0" w:line="240" w:lineRule="auto"/>
@@ -10256,9 +10572,9 @@
       </w:tcPr>
     </w:tblStylePr>
   </w:style>
-  <w:style w:type="table" w:styleId="Lijsttabel5donker">
+  <w:style w:type="table" w:styleId="ListTable5Dark">
     <w:name w:val="List Table 5 Dark"/>
-    <w:basedOn w:val="Standaardtabel"/>
+    <w:basedOn w:val="TableNormal"/>
     <w:uiPriority w:val="99"/>
     <w:pPr>
       <w:spacing w:after="0" w:line="240" w:lineRule="auto"/>
@@ -10362,9 +10678,9 @@
       </w:tcPr>
     </w:tblStylePr>
   </w:style>
-  <w:style w:type="table" w:customStyle="1" w:styleId="ListTable5Dark-Accent1">
-    <w:name w:val="List Table 5 Dark - Accent 1"/>
-    <w:basedOn w:val="Standaardtabel"/>
+  <w:style w:type="table" w:customStyle="1" w:styleId="ListTable5Dark-Accent11">
+    <w:name w:val="List Table 5 Dark - Accent 11"/>
+    <w:basedOn w:val="TableNormal"/>
     <w:uiPriority w:val="99"/>
     <w:pPr>
       <w:spacing w:after="0" w:line="240" w:lineRule="auto"/>
@@ -10468,9 +10784,9 @@
       </w:tcPr>
     </w:tblStylePr>
   </w:style>
-  <w:style w:type="table" w:customStyle="1" w:styleId="ListTable5Dark-Accent2">
-    <w:name w:val="List Table 5 Dark - Accent 2"/>
-    <w:basedOn w:val="Standaardtabel"/>
+  <w:style w:type="table" w:customStyle="1" w:styleId="ListTable5Dark-Accent21">
+    <w:name w:val="List Table 5 Dark - Accent 21"/>
+    <w:basedOn w:val="TableNormal"/>
     <w:uiPriority w:val="99"/>
     <w:pPr>
       <w:spacing w:after="0" w:line="240" w:lineRule="auto"/>
@@ -10574,9 +10890,9 @@
       </w:tcPr>
     </w:tblStylePr>
   </w:style>
-  <w:style w:type="table" w:customStyle="1" w:styleId="ListTable5Dark-Accent3">
-    <w:name w:val="List Table 5 Dark - Accent 3"/>
-    <w:basedOn w:val="Standaardtabel"/>
+  <w:style w:type="table" w:customStyle="1" w:styleId="ListTable5Dark-Accent31">
+    <w:name w:val="List Table 5 Dark - Accent 31"/>
+    <w:basedOn w:val="TableNormal"/>
     <w:uiPriority w:val="99"/>
     <w:pPr>
       <w:spacing w:after="0" w:line="240" w:lineRule="auto"/>
@@ -10680,9 +10996,9 @@
       </w:tcPr>
     </w:tblStylePr>
   </w:style>
-  <w:style w:type="table" w:customStyle="1" w:styleId="ListTable5Dark-Accent4">
-    <w:name w:val="List Table 5 Dark - Accent 4"/>
-    <w:basedOn w:val="Standaardtabel"/>
+  <w:style w:type="table" w:customStyle="1" w:styleId="ListTable5Dark-Accent41">
+    <w:name w:val="List Table 5 Dark - Accent 41"/>
+    <w:basedOn w:val="TableNormal"/>
     <w:uiPriority w:val="99"/>
     <w:pPr>
       <w:spacing w:after="0" w:line="240" w:lineRule="auto"/>
@@ -10786,9 +11102,9 @@
       </w:tcPr>
     </w:tblStylePr>
   </w:style>
-  <w:style w:type="table" w:customStyle="1" w:styleId="ListTable5Dark-Accent5">
-    <w:name w:val="List Table 5 Dark - Accent 5"/>
-    <w:basedOn w:val="Standaardtabel"/>
+  <w:style w:type="table" w:customStyle="1" w:styleId="ListTable5Dark-Accent51">
+    <w:name w:val="List Table 5 Dark - Accent 51"/>
+    <w:basedOn w:val="TableNormal"/>
     <w:uiPriority w:val="99"/>
     <w:pPr>
       <w:spacing w:after="0" w:line="240" w:lineRule="auto"/>
@@ -10892,9 +11208,9 @@
       </w:tcPr>
     </w:tblStylePr>
   </w:style>
-  <w:style w:type="table" w:customStyle="1" w:styleId="ListTable5Dark-Accent6">
-    <w:name w:val="List Table 5 Dark - Accent 6"/>
-    <w:basedOn w:val="Standaardtabel"/>
+  <w:style w:type="table" w:customStyle="1" w:styleId="ListTable5Dark-Accent61">
+    <w:name w:val="List Table 5 Dark - Accent 61"/>
+    <w:basedOn w:val="TableNormal"/>
     <w:uiPriority w:val="99"/>
     <w:pPr>
       <w:spacing w:after="0" w:line="240" w:lineRule="auto"/>
@@ -10998,9 +11314,9 @@
       </w:tcPr>
     </w:tblStylePr>
   </w:style>
-  <w:style w:type="table" w:styleId="Lijsttabel6kleurrijk">
+  <w:style w:type="table" w:styleId="ListTable6Colorful">
     <w:name w:val="List Table 6 Colorful"/>
-    <w:basedOn w:val="Standaardtabel"/>
+    <w:basedOn w:val="TableNormal"/>
     <w:uiPriority w:val="99"/>
     <w:pPr>
       <w:spacing w:after="0" w:line="240" w:lineRule="auto"/>
@@ -11074,9 +11390,9 @@
       </w:rPr>
     </w:tblStylePr>
   </w:style>
-  <w:style w:type="table" w:customStyle="1" w:styleId="ListTable6Colorful-Accent1">
-    <w:name w:val="List Table 6 Colorful - Accent 1"/>
-    <w:basedOn w:val="Standaardtabel"/>
+  <w:style w:type="table" w:customStyle="1" w:styleId="ListTable6Colorful-Accent11">
+    <w:name w:val="List Table 6 Colorful - Accent 11"/>
+    <w:basedOn w:val="TableNormal"/>
     <w:uiPriority w:val="99"/>
     <w:pPr>
       <w:spacing w:after="0" w:line="240" w:lineRule="auto"/>
@@ -11150,9 +11466,9 @@
       </w:rPr>
     </w:tblStylePr>
   </w:style>
-  <w:style w:type="table" w:customStyle="1" w:styleId="ListTable6Colorful-Accent2">
-    <w:name w:val="List Table 6 Colorful - Accent 2"/>
-    <w:basedOn w:val="Standaardtabel"/>
+  <w:style w:type="table" w:customStyle="1" w:styleId="ListTable6Colorful-Accent21">
+    <w:name w:val="List Table 6 Colorful - Accent 21"/>
+    <w:basedOn w:val="TableNormal"/>
     <w:uiPriority w:val="99"/>
     <w:pPr>
       <w:spacing w:after="0" w:line="240" w:lineRule="auto"/>
@@ -11226,9 +11542,9 @@
       </w:rPr>
     </w:tblStylePr>
   </w:style>
-  <w:style w:type="table" w:customStyle="1" w:styleId="ListTable6Colorful-Accent3">
-    <w:name w:val="List Table 6 Colorful - Accent 3"/>
-    <w:basedOn w:val="Standaardtabel"/>
+  <w:style w:type="table" w:customStyle="1" w:styleId="ListTable6Colorful-Accent31">
+    <w:name w:val="List Table 6 Colorful - Accent 31"/>
+    <w:basedOn w:val="TableNormal"/>
     <w:uiPriority w:val="99"/>
     <w:pPr>
       <w:spacing w:after="0" w:line="240" w:lineRule="auto"/>
@@ -11302,9 +11618,9 @@
       </w:rPr>
     </w:tblStylePr>
   </w:style>
-  <w:style w:type="table" w:customStyle="1" w:styleId="ListTable6Colorful-Accent4">
-    <w:name w:val="List Table 6 Colorful - Accent 4"/>
-    <w:basedOn w:val="Standaardtabel"/>
+  <w:style w:type="table" w:customStyle="1" w:styleId="ListTable6Colorful-Accent41">
+    <w:name w:val="List Table 6 Colorful - Accent 41"/>
+    <w:basedOn w:val="TableNormal"/>
     <w:uiPriority w:val="99"/>
     <w:pPr>
       <w:spacing w:after="0" w:line="240" w:lineRule="auto"/>
@@ -11378,9 +11694,9 @@
       </w:rPr>
     </w:tblStylePr>
   </w:style>
-  <w:style w:type="table" w:customStyle="1" w:styleId="ListTable6Colorful-Accent5">
-    <w:name w:val="List Table 6 Colorful - Accent 5"/>
-    <w:basedOn w:val="Standaardtabel"/>
+  <w:style w:type="table" w:customStyle="1" w:styleId="ListTable6Colorful-Accent51">
+    <w:name w:val="List Table 6 Colorful - Accent 51"/>
+    <w:basedOn w:val="TableNormal"/>
     <w:uiPriority w:val="99"/>
     <w:pPr>
       <w:spacing w:after="0" w:line="240" w:lineRule="auto"/>
@@ -11454,9 +11770,9 @@
       </w:rPr>
     </w:tblStylePr>
   </w:style>
-  <w:style w:type="table" w:customStyle="1" w:styleId="ListTable6Colorful-Accent6">
-    <w:name w:val="List Table 6 Colorful - Accent 6"/>
-    <w:basedOn w:val="Standaardtabel"/>
+  <w:style w:type="table" w:customStyle="1" w:styleId="ListTable6Colorful-Accent61">
+    <w:name w:val="List Table 6 Colorful - Accent 61"/>
+    <w:basedOn w:val="TableNormal"/>
     <w:uiPriority w:val="99"/>
     <w:pPr>
       <w:spacing w:after="0" w:line="240" w:lineRule="auto"/>
@@ -11530,9 +11846,9 @@
       </w:rPr>
     </w:tblStylePr>
   </w:style>
-  <w:style w:type="table" w:styleId="Lijsttabel7kleurrijk">
+  <w:style w:type="table" w:styleId="ListTable7Colorful">
     <w:name w:val="List Table 7 Colorful"/>
-    <w:basedOn w:val="Standaardtabel"/>
+    <w:basedOn w:val="TableNormal"/>
     <w:uiPriority w:val="99"/>
     <w:pPr>
       <w:spacing w:after="0" w:line="240" w:lineRule="auto"/>
@@ -11644,9 +11960,9 @@
       </w:rPr>
     </w:tblStylePr>
   </w:style>
-  <w:style w:type="table" w:customStyle="1" w:styleId="ListTable7Colorful-Accent1">
-    <w:name w:val="List Table 7 Colorful - Accent 1"/>
-    <w:basedOn w:val="Standaardtabel"/>
+  <w:style w:type="table" w:customStyle="1" w:styleId="ListTable7Colorful-Accent11">
+    <w:name w:val="List Table 7 Colorful - Accent 11"/>
+    <w:basedOn w:val="TableNormal"/>
     <w:uiPriority w:val="99"/>
     <w:pPr>
       <w:spacing w:after="0" w:line="240" w:lineRule="auto"/>
@@ -11758,9 +12074,9 @@
       </w:rPr>
     </w:tblStylePr>
   </w:style>
-  <w:style w:type="table" w:customStyle="1" w:styleId="ListTable7Colorful-Accent2">
-    <w:name w:val="List Table 7 Colorful - Accent 2"/>
-    <w:basedOn w:val="Standaardtabel"/>
+  <w:style w:type="table" w:customStyle="1" w:styleId="ListTable7Colorful-Accent21">
+    <w:name w:val="List Table 7 Colorful - Accent 21"/>
+    <w:basedOn w:val="TableNormal"/>
     <w:uiPriority w:val="99"/>
     <w:pPr>
       <w:spacing w:after="0" w:line="240" w:lineRule="auto"/>
@@ -11872,9 +12188,9 @@
       </w:rPr>
     </w:tblStylePr>
   </w:style>
-  <w:style w:type="table" w:customStyle="1" w:styleId="ListTable7Colorful-Accent3">
-    <w:name w:val="List Table 7 Colorful - Accent 3"/>
-    <w:basedOn w:val="Standaardtabel"/>
+  <w:style w:type="table" w:customStyle="1" w:styleId="ListTable7Colorful-Accent31">
+    <w:name w:val="List Table 7 Colorful - Accent 31"/>
+    <w:basedOn w:val="TableNormal"/>
     <w:uiPriority w:val="99"/>
     <w:pPr>
       <w:spacing w:after="0" w:line="240" w:lineRule="auto"/>
@@ -11986,9 +12302,9 @@
       </w:rPr>
     </w:tblStylePr>
   </w:style>
-  <w:style w:type="table" w:customStyle="1" w:styleId="ListTable7Colorful-Accent4">
-    <w:name w:val="List Table 7 Colorful - Accent 4"/>
-    <w:basedOn w:val="Standaardtabel"/>
+  <w:style w:type="table" w:customStyle="1" w:styleId="ListTable7Colorful-Accent41">
+    <w:name w:val="List Table 7 Colorful - Accent 41"/>
+    <w:basedOn w:val="TableNormal"/>
     <w:uiPriority w:val="99"/>
     <w:pPr>
       <w:spacing w:after="0" w:line="240" w:lineRule="auto"/>
@@ -12100,9 +12416,9 @@
       </w:rPr>
     </w:tblStylePr>
   </w:style>
-  <w:style w:type="table" w:customStyle="1" w:styleId="ListTable7Colorful-Accent5">
-    <w:name w:val="List Table 7 Colorful - Accent 5"/>
-    <w:basedOn w:val="Standaardtabel"/>
+  <w:style w:type="table" w:customStyle="1" w:styleId="ListTable7Colorful-Accent51">
+    <w:name w:val="List Table 7 Colorful - Accent 51"/>
+    <w:basedOn w:val="TableNormal"/>
     <w:uiPriority w:val="99"/>
     <w:pPr>
       <w:spacing w:after="0" w:line="240" w:lineRule="auto"/>
@@ -12214,9 +12530,9 @@
       </w:rPr>
     </w:tblStylePr>
   </w:style>
-  <w:style w:type="table" w:customStyle="1" w:styleId="ListTable7Colorful-Accent6">
-    <w:name w:val="List Table 7 Colorful - Accent 6"/>
-    <w:basedOn w:val="Standaardtabel"/>
+  <w:style w:type="table" w:customStyle="1" w:styleId="ListTable7Colorful-Accent61">
+    <w:name w:val="List Table 7 Colorful - Accent 61"/>
+    <w:basedOn w:val="TableNormal"/>
     <w:uiPriority w:val="99"/>
     <w:pPr>
       <w:spacing w:after="0" w:line="240" w:lineRule="auto"/>
@@ -12330,7 +12646,7 @@
   </w:style>
   <w:style w:type="table" w:customStyle="1" w:styleId="Lined-Accent">
     <w:name w:val="Lined - Accent"/>
-    <w:basedOn w:val="Standaardtabel"/>
+    <w:basedOn w:val="TableNormal"/>
     <w:uiPriority w:val="99"/>
     <w:pPr>
       <w:spacing w:after="0" w:line="240" w:lineRule="auto"/>
@@ -12429,7 +12745,7 @@
   </w:style>
   <w:style w:type="table" w:customStyle="1" w:styleId="Lined-Accent1">
     <w:name w:val="Lined - Accent 1"/>
-    <w:basedOn w:val="Standaardtabel"/>
+    <w:basedOn w:val="TableNormal"/>
     <w:uiPriority w:val="99"/>
     <w:pPr>
       <w:spacing w:after="0" w:line="240" w:lineRule="auto"/>
@@ -12528,7 +12844,7 @@
   </w:style>
   <w:style w:type="table" w:customStyle="1" w:styleId="Lined-Accent2">
     <w:name w:val="Lined - Accent 2"/>
-    <w:basedOn w:val="Standaardtabel"/>
+    <w:basedOn w:val="TableNormal"/>
     <w:uiPriority w:val="99"/>
     <w:pPr>
       <w:spacing w:after="0" w:line="240" w:lineRule="auto"/>
@@ -12627,7 +12943,7 @@
   </w:style>
   <w:style w:type="table" w:customStyle="1" w:styleId="Lined-Accent3">
     <w:name w:val="Lined - Accent 3"/>
-    <w:basedOn w:val="Standaardtabel"/>
+    <w:basedOn w:val="TableNormal"/>
     <w:uiPriority w:val="99"/>
     <w:pPr>
       <w:spacing w:after="0" w:line="240" w:lineRule="auto"/>
@@ -12726,7 +13042,7 @@
   </w:style>
   <w:style w:type="table" w:customStyle="1" w:styleId="Lined-Accent4">
     <w:name w:val="Lined - Accent 4"/>
-    <w:basedOn w:val="Standaardtabel"/>
+    <w:basedOn w:val="TableNormal"/>
     <w:uiPriority w:val="99"/>
     <w:pPr>
       <w:spacing w:after="0" w:line="240" w:lineRule="auto"/>
@@ -12825,7 +13141,7 @@
   </w:style>
   <w:style w:type="table" w:customStyle="1" w:styleId="Lined-Accent5">
     <w:name w:val="Lined - Accent 5"/>
-    <w:basedOn w:val="Standaardtabel"/>
+    <w:basedOn w:val="TableNormal"/>
     <w:uiPriority w:val="99"/>
     <w:pPr>
       <w:spacing w:after="0" w:line="240" w:lineRule="auto"/>
@@ -12924,7 +13240,7 @@
   </w:style>
   <w:style w:type="table" w:customStyle="1" w:styleId="Lined-Accent6">
     <w:name w:val="Lined - Accent 6"/>
-    <w:basedOn w:val="Standaardtabel"/>
+    <w:basedOn w:val="TableNormal"/>
     <w:uiPriority w:val="99"/>
     <w:pPr>
       <w:spacing w:after="0" w:line="240" w:lineRule="auto"/>
@@ -13023,7 +13339,7 @@
   </w:style>
   <w:style w:type="table" w:customStyle="1" w:styleId="BorderedLined-Accent">
     <w:name w:val="Bordered &amp; Lined - Accent"/>
-    <w:basedOn w:val="Standaardtabel"/>
+    <w:basedOn w:val="TableNormal"/>
     <w:uiPriority w:val="99"/>
     <w:pPr>
       <w:spacing w:after="0" w:line="240" w:lineRule="auto"/>
@@ -13130,7 +13446,7 @@
   </w:style>
   <w:style w:type="table" w:customStyle="1" w:styleId="BorderedLined-Accent1">
     <w:name w:val="Bordered &amp; Lined - Accent 1"/>
-    <w:basedOn w:val="Standaardtabel"/>
+    <w:basedOn w:val="TableNormal"/>
     <w:uiPriority w:val="99"/>
     <w:pPr>
       <w:spacing w:after="0" w:line="240" w:lineRule="auto"/>
@@ -13237,7 +13553,7 @@
   </w:style>
   <w:style w:type="table" w:customStyle="1" w:styleId="BorderedLined-Accent2">
     <w:name w:val="Bordered &amp; Lined - Accent 2"/>
-    <w:basedOn w:val="Standaardtabel"/>
+    <w:basedOn w:val="TableNormal"/>
     <w:uiPriority w:val="99"/>
     <w:pPr>
       <w:spacing w:after="0" w:line="240" w:lineRule="auto"/>
@@ -13344,7 +13660,7 @@
   </w:style>
   <w:style w:type="table" w:customStyle="1" w:styleId="BorderedLined-Accent3">
     <w:name w:val="Bordered &amp; Lined - Accent 3"/>
-    <w:basedOn w:val="Standaardtabel"/>
+    <w:basedOn w:val="TableNormal"/>
     <w:uiPriority w:val="99"/>
     <w:pPr>
       <w:spacing w:after="0" w:line="240" w:lineRule="auto"/>
@@ -13451,7 +13767,7 @@
   </w:style>
   <w:style w:type="table" w:customStyle="1" w:styleId="BorderedLined-Accent4">
     <w:name w:val="Bordered &amp; Lined - Accent 4"/>
-    <w:basedOn w:val="Standaardtabel"/>
+    <w:basedOn w:val="TableNormal"/>
     <w:uiPriority w:val="99"/>
     <w:pPr>
       <w:spacing w:after="0" w:line="240" w:lineRule="auto"/>
@@ -13558,7 +13874,7 @@
   </w:style>
   <w:style w:type="table" w:customStyle="1" w:styleId="BorderedLined-Accent5">
     <w:name w:val="Bordered &amp; Lined - Accent 5"/>
-    <w:basedOn w:val="Standaardtabel"/>
+    <w:basedOn w:val="TableNormal"/>
     <w:uiPriority w:val="99"/>
     <w:pPr>
       <w:spacing w:after="0" w:line="240" w:lineRule="auto"/>
@@ -13665,7 +13981,7 @@
   </w:style>
   <w:style w:type="table" w:customStyle="1" w:styleId="BorderedLined-Accent6">
     <w:name w:val="Bordered &amp; Lined - Accent 6"/>
-    <w:basedOn w:val="Standaardtabel"/>
+    <w:basedOn w:val="TableNormal"/>
     <w:uiPriority w:val="99"/>
     <w:pPr>
       <w:spacing w:after="0" w:line="240" w:lineRule="auto"/>
@@ -13772,7 +14088,7 @@
   </w:style>
   <w:style w:type="table" w:customStyle="1" w:styleId="Bordered">
     <w:name w:val="Bordered"/>
-    <w:basedOn w:val="Standaardtabel"/>
+    <w:basedOn w:val="TableNormal"/>
     <w:uiPriority w:val="99"/>
     <w:pPr>
       <w:spacing w:after="0" w:line="240" w:lineRule="auto"/>
@@ -13854,7 +14170,7 @@
   </w:style>
   <w:style w:type="table" w:customStyle="1" w:styleId="Bordered-Accent1">
     <w:name w:val="Bordered - Accent 1"/>
-    <w:basedOn w:val="Standaardtabel"/>
+    <w:basedOn w:val="TableNormal"/>
     <w:uiPriority w:val="99"/>
     <w:pPr>
       <w:spacing w:after="0" w:line="240" w:lineRule="auto"/>
@@ -13936,7 +14252,7 @@
   </w:style>
   <w:style w:type="table" w:customStyle="1" w:styleId="Bordered-Accent2">
     <w:name w:val="Bordered - Accent 2"/>
-    <w:basedOn w:val="Standaardtabel"/>
+    <w:basedOn w:val="TableNormal"/>
     <w:uiPriority w:val="99"/>
     <w:pPr>
       <w:spacing w:after="0" w:line="240" w:lineRule="auto"/>
@@ -14018,7 +14334,7 @@
   </w:style>
   <w:style w:type="table" w:customStyle="1" w:styleId="Bordered-Accent3">
     <w:name w:val="Bordered - Accent 3"/>
-    <w:basedOn w:val="Standaardtabel"/>
+    <w:basedOn w:val="TableNormal"/>
     <w:uiPriority w:val="99"/>
     <w:pPr>
       <w:spacing w:after="0" w:line="240" w:lineRule="auto"/>
@@ -14100,7 +14416,7 @@
   </w:style>
   <w:style w:type="table" w:customStyle="1" w:styleId="Bordered-Accent4">
     <w:name w:val="Bordered - Accent 4"/>
-    <w:basedOn w:val="Standaardtabel"/>
+    <w:basedOn w:val="TableNormal"/>
     <w:uiPriority w:val="99"/>
     <w:pPr>
       <w:spacing w:after="0" w:line="240" w:lineRule="auto"/>
@@ -14182,7 +14498,7 @@
   </w:style>
   <w:style w:type="table" w:customStyle="1" w:styleId="Bordered-Accent5">
     <w:name w:val="Bordered - Accent 5"/>
-    <w:basedOn w:val="Standaardtabel"/>
+    <w:basedOn w:val="TableNormal"/>
     <w:uiPriority w:val="99"/>
     <w:pPr>
       <w:spacing w:after="0" w:line="240" w:lineRule="auto"/>
@@ -14264,7 +14580,7 @@
   </w:style>
   <w:style w:type="table" w:customStyle="1" w:styleId="Bordered-Accent6">
     <w:name w:val="Bordered - Accent 6"/>
-    <w:basedOn w:val="Standaardtabel"/>
+    <w:basedOn w:val="TableNormal"/>
     <w:uiPriority w:val="99"/>
     <w:pPr>
       <w:spacing w:after="0" w:line="240" w:lineRule="auto"/>
@@ -14346,7 +14662,7 @@
   </w:style>
   <w:style w:type="character" w:customStyle="1" w:styleId="Heading1Char">
     <w:name w:val="Heading 1 Char"/>
-    <w:basedOn w:val="Standaardalinea-lettertype"/>
+    <w:basedOn w:val="DefaultParagraphFont"/>
     <w:uiPriority w:val="9"/>
     <w:rPr>
       <w:rFonts w:ascii="Arial" w:eastAsia="Arial" w:hAnsi="Arial" w:cs="Arial"/>
@@ -14357,7 +14673,7 @@
   </w:style>
   <w:style w:type="character" w:customStyle="1" w:styleId="Heading2Char">
     <w:name w:val="Heading 2 Char"/>
-    <w:basedOn w:val="Standaardalinea-lettertype"/>
+    <w:basedOn w:val="DefaultParagraphFont"/>
     <w:uiPriority w:val="9"/>
     <w:rPr>
       <w:rFonts w:ascii="Arial" w:eastAsia="Arial" w:hAnsi="Arial" w:cs="Arial"/>
@@ -14368,7 +14684,7 @@
   </w:style>
   <w:style w:type="character" w:customStyle="1" w:styleId="Heading3Char">
     <w:name w:val="Heading 3 Char"/>
-    <w:basedOn w:val="Standaardalinea-lettertype"/>
+    <w:basedOn w:val="DefaultParagraphFont"/>
     <w:uiPriority w:val="9"/>
     <w:rPr>
       <w:rFonts w:ascii="Arial" w:eastAsia="Arial" w:hAnsi="Arial" w:cs="Arial"/>
@@ -14379,7 +14695,7 @@
   </w:style>
   <w:style w:type="character" w:customStyle="1" w:styleId="Heading4Char">
     <w:name w:val="Heading 4 Char"/>
-    <w:basedOn w:val="Standaardalinea-lettertype"/>
+    <w:basedOn w:val="DefaultParagraphFont"/>
     <w:uiPriority w:val="9"/>
     <w:rPr>
       <w:rFonts w:ascii="Arial" w:eastAsia="Arial" w:hAnsi="Arial" w:cs="Arial"/>
@@ -14390,7 +14706,7 @@
   </w:style>
   <w:style w:type="character" w:customStyle="1" w:styleId="Heading5Char">
     <w:name w:val="Heading 5 Char"/>
-    <w:basedOn w:val="Standaardalinea-lettertype"/>
+    <w:basedOn w:val="DefaultParagraphFont"/>
     <w:uiPriority w:val="9"/>
     <w:rPr>
       <w:rFonts w:ascii="Arial" w:eastAsia="Arial" w:hAnsi="Arial" w:cs="Arial"/>
@@ -14399,7 +14715,7 @@
   </w:style>
   <w:style w:type="character" w:customStyle="1" w:styleId="Heading6Char">
     <w:name w:val="Heading 6 Char"/>
-    <w:basedOn w:val="Standaardalinea-lettertype"/>
+    <w:basedOn w:val="DefaultParagraphFont"/>
     <w:uiPriority w:val="9"/>
     <w:rPr>
       <w:rFonts w:ascii="Arial" w:eastAsia="Arial" w:hAnsi="Arial" w:cs="Arial"/>
@@ -14410,7 +14726,7 @@
   </w:style>
   <w:style w:type="character" w:customStyle="1" w:styleId="Heading7Char">
     <w:name w:val="Heading 7 Char"/>
-    <w:basedOn w:val="Standaardalinea-lettertype"/>
+    <w:basedOn w:val="DefaultParagraphFont"/>
     <w:uiPriority w:val="9"/>
     <w:rPr>
       <w:rFonts w:ascii="Arial" w:eastAsia="Arial" w:hAnsi="Arial" w:cs="Arial"/>
@@ -14419,7 +14735,7 @@
   </w:style>
   <w:style w:type="character" w:customStyle="1" w:styleId="Heading8Char">
     <w:name w:val="Heading 8 Char"/>
-    <w:basedOn w:val="Standaardalinea-lettertype"/>
+    <w:basedOn w:val="DefaultParagraphFont"/>
     <w:uiPriority w:val="9"/>
     <w:rPr>
       <w:rFonts w:ascii="Arial" w:eastAsia="Arial" w:hAnsi="Arial" w:cs="Arial"/>
@@ -14430,7 +14746,7 @@
   </w:style>
   <w:style w:type="character" w:customStyle="1" w:styleId="Heading9Char">
     <w:name w:val="Heading 9 Char"/>
-    <w:basedOn w:val="Standaardalinea-lettertype"/>
+    <w:basedOn w:val="DefaultParagraphFont"/>
     <w:uiPriority w:val="9"/>
     <w:rPr>
       <w:rFonts w:ascii="Arial" w:eastAsia="Arial" w:hAnsi="Arial" w:cs="Arial"/>
@@ -14441,7 +14757,7 @@
   </w:style>
   <w:style w:type="character" w:customStyle="1" w:styleId="TitleChar">
     <w:name w:val="Title Char"/>
-    <w:basedOn w:val="Standaardalinea-lettertype"/>
+    <w:basedOn w:val="DefaultParagraphFont"/>
     <w:uiPriority w:val="10"/>
     <w:rPr>
       <w:rFonts w:ascii="Arial" w:eastAsia="Arial" w:hAnsi="Arial" w:cs="Arial"/>
@@ -14452,7 +14768,7 @@
   </w:style>
   <w:style w:type="character" w:customStyle="1" w:styleId="SubtitleChar">
     <w:name w:val="Subtitle Char"/>
-    <w:basedOn w:val="Standaardalinea-lettertype"/>
+    <w:basedOn w:val="DefaultParagraphFont"/>
     <w:uiPriority w:val="11"/>
     <w:rPr>
       <w:color w:val="595959" w:themeColor="text1" w:themeTint="A6"/>
@@ -14463,7 +14779,7 @@
   </w:style>
   <w:style w:type="character" w:customStyle="1" w:styleId="QuoteChar">
     <w:name w:val="Quote Char"/>
-    <w:basedOn w:val="Standaardalinea-lettertype"/>
+    <w:basedOn w:val="DefaultParagraphFont"/>
     <w:uiPriority w:val="29"/>
     <w:rPr>
       <w:i/>
@@ -14473,7 +14789,7 @@
   </w:style>
   <w:style w:type="character" w:customStyle="1" w:styleId="IntenseQuoteChar">
     <w:name w:val="Intense Quote Char"/>
-    <w:basedOn w:val="Standaardalinea-lettertype"/>
+    <w:basedOn w:val="DefaultParagraphFont"/>
     <w:uiPriority w:val="30"/>
     <w:rPr>
       <w:i/>
@@ -14481,18 +14797,18 @@
       <w:color w:val="0F4761" w:themeColor="accent1" w:themeShade="BF"/>
     </w:rPr>
   </w:style>
-  <w:style w:type="paragraph" w:styleId="Geenafstand">
+  <w:style w:type="paragraph" w:styleId="NoSpacing">
     <w:name w:val="No Spacing"/>
-    <w:basedOn w:val="Standaard"/>
+    <w:basedOn w:val="Normal"/>
     <w:uiPriority w:val="1"/>
     <w:qFormat/>
     <w:pPr>
       <w:spacing w:after="0" w:line="240" w:lineRule="auto"/>
     </w:pPr>
   </w:style>
-  <w:style w:type="character" w:styleId="Subtielebenadrukking">
+  <w:style w:type="character" w:styleId="SubtleEmphasis">
     <w:name w:val="Subtle Emphasis"/>
-    <w:basedOn w:val="Standaardalinea-lettertype"/>
+    <w:basedOn w:val="DefaultParagraphFont"/>
     <w:uiPriority w:val="19"/>
     <w:qFormat/>
     <w:rPr>
@@ -14501,9 +14817,9 @@
       <w:color w:val="404040" w:themeColor="text1" w:themeTint="BF"/>
     </w:rPr>
   </w:style>
-  <w:style w:type="character" w:styleId="Nadruk">
+  <w:style w:type="character" w:styleId="Emphasis">
     <w:name w:val="Emphasis"/>
-    <w:basedOn w:val="Standaardalinea-lettertype"/>
+    <w:basedOn w:val="DefaultParagraphFont"/>
     <w:uiPriority w:val="20"/>
     <w:qFormat/>
     <w:rPr>
@@ -14511,9 +14827,9 @@
       <w:iCs/>
     </w:rPr>
   </w:style>
-  <w:style w:type="character" w:styleId="Zwaar">
+  <w:style w:type="character" w:styleId="Strong">
     <w:name w:val="Strong"/>
-    <w:basedOn w:val="Standaardalinea-lettertype"/>
+    <w:basedOn w:val="DefaultParagraphFont"/>
     <w:uiPriority w:val="22"/>
     <w:qFormat/>
     <w:rPr>
@@ -14521,9 +14837,9 @@
       <w:bCs/>
     </w:rPr>
   </w:style>
-  <w:style w:type="character" w:styleId="Subtieleverwijzing">
+  <w:style w:type="character" w:styleId="SubtleReference">
     <w:name w:val="Subtle Reference"/>
-    <w:basedOn w:val="Standaardalinea-lettertype"/>
+    <w:basedOn w:val="DefaultParagraphFont"/>
     <w:uiPriority w:val="31"/>
     <w:qFormat/>
     <w:rPr>
@@ -14531,9 +14847,9 @@
       <w:color w:val="5A5A5A" w:themeColor="text1" w:themeTint="A5"/>
     </w:rPr>
   </w:style>
-  <w:style w:type="character" w:styleId="Titelvanboek">
+  <w:style w:type="character" w:styleId="BookTitle">
     <w:name w:val="Book Title"/>
-    <w:basedOn w:val="Standaardalinea-lettertype"/>
+    <w:basedOn w:val="DefaultParagraphFont"/>
     <w:uiPriority w:val="33"/>
     <w:qFormat/>
     <w:rPr>
@@ -14544,10 +14860,10 @@
       <w:spacing w:val="5"/>
     </w:rPr>
   </w:style>
-  <w:style w:type="paragraph" w:styleId="Koptekst">
+  <w:style w:type="paragraph" w:styleId="Header">
     <w:name w:val="header"/>
-    <w:basedOn w:val="Standaard"/>
-    <w:link w:val="KoptekstChar"/>
+    <w:basedOn w:val="Normal"/>
+    <w:link w:val="HeaderChar"/>
     <w:uiPriority w:val="99"/>
     <w:unhideWhenUsed/>
     <w:pPr>
@@ -14558,16 +14874,16 @@
       <w:spacing w:after="0" w:line="240" w:lineRule="auto"/>
     </w:pPr>
   </w:style>
-  <w:style w:type="character" w:customStyle="1" w:styleId="KoptekstChar">
-    <w:name w:val="Koptekst Char"/>
-    <w:basedOn w:val="Standaardalinea-lettertype"/>
-    <w:link w:val="Koptekst"/>
+  <w:style w:type="character" w:customStyle="1" w:styleId="HeaderChar">
+    <w:name w:val="Header Char"/>
+    <w:basedOn w:val="DefaultParagraphFont"/>
+    <w:link w:val="Header"/>
     <w:uiPriority w:val="99"/>
   </w:style>
-  <w:style w:type="paragraph" w:styleId="Voettekst">
+  <w:style w:type="paragraph" w:styleId="Footer">
     <w:name w:val="footer"/>
-    <w:basedOn w:val="Standaard"/>
-    <w:link w:val="VoettekstChar"/>
+    <w:basedOn w:val="Normal"/>
+    <w:link w:val="FooterChar"/>
     <w:uiPriority w:val="99"/>
     <w:unhideWhenUsed/>
     <w:pPr>
@@ -14578,16 +14894,16 @@
       <w:spacing w:after="0" w:line="240" w:lineRule="auto"/>
     </w:pPr>
   </w:style>
-  <w:style w:type="character" w:customStyle="1" w:styleId="VoettekstChar">
-    <w:name w:val="Voettekst Char"/>
-    <w:basedOn w:val="Standaardalinea-lettertype"/>
-    <w:link w:val="Voettekst"/>
+  <w:style w:type="character" w:customStyle="1" w:styleId="FooterChar">
+    <w:name w:val="Footer Char"/>
+    <w:basedOn w:val="DefaultParagraphFont"/>
+    <w:link w:val="Footer"/>
     <w:uiPriority w:val="99"/>
   </w:style>
-  <w:style w:type="paragraph" w:styleId="Bijschrift">
+  <w:style w:type="paragraph" w:styleId="Caption">
     <w:name w:val="caption"/>
-    <w:basedOn w:val="Standaard"/>
-    <w:next w:val="Standaard"/>
+    <w:basedOn w:val="Normal"/>
+    <w:next w:val="Normal"/>
     <w:uiPriority w:val="35"/>
     <w:unhideWhenUsed/>
     <w:qFormat/>
@@ -14602,10 +14918,10 @@
       <w:szCs w:val="18"/>
     </w:rPr>
   </w:style>
-  <w:style w:type="paragraph" w:styleId="Voetnoottekst">
+  <w:style w:type="paragraph" w:styleId="FootnoteText">
     <w:name w:val="footnote text"/>
-    <w:basedOn w:val="Standaard"/>
-    <w:link w:val="VoetnoottekstChar"/>
+    <w:basedOn w:val="Normal"/>
+    <w:link w:val="FootnoteTextChar"/>
     <w:uiPriority w:val="99"/>
     <w:semiHidden/>
     <w:unhideWhenUsed/>
@@ -14617,10 +14933,10 @@
       <w:szCs w:val="20"/>
     </w:rPr>
   </w:style>
-  <w:style w:type="character" w:customStyle="1" w:styleId="VoetnoottekstChar">
-    <w:name w:val="Voetnoottekst Char"/>
-    <w:basedOn w:val="Standaardalinea-lettertype"/>
-    <w:link w:val="Voetnoottekst"/>
+  <w:style w:type="character" w:customStyle="1" w:styleId="FootnoteTextChar">
+    <w:name w:val="Footnote Text Char"/>
+    <w:basedOn w:val="DefaultParagraphFont"/>
+    <w:link w:val="FootnoteText"/>
     <w:uiPriority w:val="99"/>
     <w:semiHidden/>
     <w:rPr>
@@ -14628,9 +14944,9 @@
       <w:szCs w:val="20"/>
     </w:rPr>
   </w:style>
-  <w:style w:type="character" w:styleId="Voetnootmarkering">
+  <w:style w:type="character" w:styleId="FootnoteReference">
     <w:name w:val="footnote reference"/>
-    <w:basedOn w:val="Standaardalinea-lettertype"/>
+    <w:basedOn w:val="DefaultParagraphFont"/>
     <w:uiPriority w:val="99"/>
     <w:semiHidden/>
     <w:unhideWhenUsed/>
@@ -14638,10 +14954,10 @@
       <w:vertAlign w:val="superscript"/>
     </w:rPr>
   </w:style>
-  <w:style w:type="paragraph" w:styleId="Eindnoottekst">
+  <w:style w:type="paragraph" w:styleId="EndnoteText">
     <w:name w:val="endnote text"/>
-    <w:basedOn w:val="Standaard"/>
-    <w:link w:val="EindnoottekstChar"/>
+    <w:basedOn w:val="Normal"/>
+    <w:link w:val="EndnoteTextChar"/>
     <w:uiPriority w:val="99"/>
     <w:semiHidden/>
     <w:unhideWhenUsed/>
@@ -14653,10 +14969,10 @@
       <w:szCs w:val="20"/>
     </w:rPr>
   </w:style>
-  <w:style w:type="character" w:customStyle="1" w:styleId="EindnoottekstChar">
-    <w:name w:val="Eindnoottekst Char"/>
-    <w:basedOn w:val="Standaardalinea-lettertype"/>
-    <w:link w:val="Eindnoottekst"/>
+  <w:style w:type="character" w:customStyle="1" w:styleId="EndnoteTextChar">
+    <w:name w:val="Endnote Text Char"/>
+    <w:basedOn w:val="DefaultParagraphFont"/>
+    <w:link w:val="EndnoteText"/>
     <w:uiPriority w:val="99"/>
     <w:semiHidden/>
     <w:rPr>
@@ -14664,9 +14980,9 @@
       <w:szCs w:val="20"/>
     </w:rPr>
   </w:style>
-  <w:style w:type="character" w:styleId="Eindnootmarkering">
+  <w:style w:type="character" w:styleId="EndnoteReference">
     <w:name w:val="endnote reference"/>
-    <w:basedOn w:val="Standaardalinea-lettertype"/>
+    <w:basedOn w:val="DefaultParagraphFont"/>
     <w:uiPriority w:val="99"/>
     <w:semiHidden/>
     <w:unhideWhenUsed/>
@@ -14676,7 +14992,7 @@
   </w:style>
   <w:style w:type="character" w:styleId="Hyperlink">
     <w:name w:val="Hyperlink"/>
-    <w:basedOn w:val="Standaardalinea-lettertype"/>
+    <w:basedOn w:val="DefaultParagraphFont"/>
     <w:uiPriority w:val="99"/>
     <w:unhideWhenUsed/>
     <w:rPr>
@@ -14684,9 +15000,9 @@
       <w:u w:val="single"/>
     </w:rPr>
   </w:style>
-  <w:style w:type="character" w:styleId="GevolgdeHyperlink">
+  <w:style w:type="character" w:styleId="FollowedHyperlink">
     <w:name w:val="FollowedHyperlink"/>
-    <w:basedOn w:val="Standaardalinea-lettertype"/>
+    <w:basedOn w:val="DefaultParagraphFont"/>
     <w:uiPriority w:val="99"/>
     <w:semiHidden/>
     <w:unhideWhenUsed/>
@@ -14695,20 +15011,20 @@
       <w:u w:val="single"/>
     </w:rPr>
   </w:style>
-  <w:style w:type="paragraph" w:styleId="Inhopg1">
+  <w:style w:type="paragraph" w:styleId="TOC1">
     <w:name w:val="toc 1"/>
-    <w:basedOn w:val="Standaard"/>
-    <w:next w:val="Standaard"/>
+    <w:basedOn w:val="Normal"/>
+    <w:next w:val="Normal"/>
     <w:uiPriority w:val="39"/>
     <w:unhideWhenUsed/>
     <w:pPr>
       <w:spacing w:after="100"/>
     </w:pPr>
   </w:style>
-  <w:style w:type="paragraph" w:styleId="Inhopg2">
+  <w:style w:type="paragraph" w:styleId="TOC2">
     <w:name w:val="toc 2"/>
-    <w:basedOn w:val="Standaard"/>
-    <w:next w:val="Standaard"/>
+    <w:basedOn w:val="Normal"/>
+    <w:next w:val="Normal"/>
     <w:uiPriority w:val="39"/>
     <w:unhideWhenUsed/>
     <w:pPr>
@@ -14716,10 +15032,10 @@
       <w:ind w:left="220"/>
     </w:pPr>
   </w:style>
-  <w:style w:type="paragraph" w:styleId="Inhopg3">
+  <w:style w:type="paragraph" w:styleId="TOC3">
     <w:name w:val="toc 3"/>
-    <w:basedOn w:val="Standaard"/>
-    <w:next w:val="Standaard"/>
+    <w:basedOn w:val="Normal"/>
+    <w:next w:val="Normal"/>
     <w:uiPriority w:val="39"/>
     <w:unhideWhenUsed/>
     <w:pPr>
@@ -14727,10 +15043,10 @@
       <w:ind w:left="440"/>
     </w:pPr>
   </w:style>
-  <w:style w:type="paragraph" w:styleId="Inhopg4">
+  <w:style w:type="paragraph" w:styleId="TOC4">
     <w:name w:val="toc 4"/>
-    <w:basedOn w:val="Standaard"/>
-    <w:next w:val="Standaard"/>
+    <w:basedOn w:val="Normal"/>
+    <w:next w:val="Normal"/>
     <w:uiPriority w:val="39"/>
     <w:unhideWhenUsed/>
     <w:pPr>
@@ -14738,10 +15054,10 @@
       <w:ind w:left="660"/>
     </w:pPr>
   </w:style>
-  <w:style w:type="paragraph" w:styleId="Inhopg5">
+  <w:style w:type="paragraph" w:styleId="TOC5">
     <w:name w:val="toc 5"/>
-    <w:basedOn w:val="Standaard"/>
-    <w:next w:val="Standaard"/>
+    <w:basedOn w:val="Normal"/>
+    <w:next w:val="Normal"/>
     <w:uiPriority w:val="39"/>
     <w:unhideWhenUsed/>
     <w:pPr>
@@ -14749,10 +15065,10 @@
       <w:ind w:left="880"/>
     </w:pPr>
   </w:style>
-  <w:style w:type="paragraph" w:styleId="Inhopg6">
+  <w:style w:type="paragraph" w:styleId="TOC6">
     <w:name w:val="toc 6"/>
-    <w:basedOn w:val="Standaard"/>
-    <w:next w:val="Standaard"/>
+    <w:basedOn w:val="Normal"/>
+    <w:next w:val="Normal"/>
     <w:uiPriority w:val="39"/>
     <w:unhideWhenUsed/>
     <w:pPr>
@@ -14760,10 +15076,10 @@
       <w:ind w:left="1100"/>
     </w:pPr>
   </w:style>
-  <w:style w:type="paragraph" w:styleId="Inhopg7">
+  <w:style w:type="paragraph" w:styleId="TOC7">
     <w:name w:val="toc 7"/>
-    <w:basedOn w:val="Standaard"/>
-    <w:next w:val="Standaard"/>
+    <w:basedOn w:val="Normal"/>
+    <w:next w:val="Normal"/>
     <w:uiPriority w:val="39"/>
     <w:unhideWhenUsed/>
     <w:pPr>
@@ -14771,10 +15087,10 @@
       <w:ind w:left="1320"/>
     </w:pPr>
   </w:style>
-  <w:style w:type="paragraph" w:styleId="Inhopg8">
+  <w:style w:type="paragraph" w:styleId="TOC8">
     <w:name w:val="toc 8"/>
-    <w:basedOn w:val="Standaard"/>
-    <w:next w:val="Standaard"/>
+    <w:basedOn w:val="Normal"/>
+    <w:next w:val="Normal"/>
     <w:uiPriority w:val="39"/>
     <w:unhideWhenUsed/>
     <w:pPr>
@@ -14782,10 +15098,10 @@
       <w:ind w:left="1540"/>
     </w:pPr>
   </w:style>
-  <w:style w:type="paragraph" w:styleId="Inhopg9">
+  <w:style w:type="paragraph" w:styleId="TOC9">
     <w:name w:val="toc 9"/>
-    <w:basedOn w:val="Standaard"/>
-    <w:next w:val="Standaard"/>
+    <w:basedOn w:val="Normal"/>
+    <w:next w:val="Normal"/>
     <w:uiPriority w:val="39"/>
     <w:unhideWhenUsed/>
     <w:pPr>
@@ -14793,34 +15109,34 @@
       <w:ind w:left="1760"/>
     </w:pPr>
   </w:style>
-  <w:style w:type="character" w:styleId="Tekstvantijdelijkeaanduiding">
+  <w:style w:type="character" w:styleId="PlaceholderText">
     <w:name w:val="Placeholder Text"/>
-    <w:basedOn w:val="Standaardalinea-lettertype"/>
+    <w:basedOn w:val="DefaultParagraphFont"/>
     <w:uiPriority w:val="99"/>
     <w:semiHidden/>
     <w:rPr>
       <w:color w:val="666666"/>
     </w:rPr>
   </w:style>
-  <w:style w:type="paragraph" w:styleId="Kopvaninhoudsopgave">
+  <w:style w:type="paragraph" w:styleId="TOCHeading">
     <w:name w:val="TOC Heading"/>
     <w:uiPriority w:val="39"/>
     <w:unhideWhenUsed/>
   </w:style>
-  <w:style w:type="paragraph" w:styleId="Lijstmetafbeeldingen">
+  <w:style w:type="paragraph" w:styleId="TableofFigures">
     <w:name w:val="table of figures"/>
-    <w:basedOn w:val="Standaard"/>
-    <w:next w:val="Standaard"/>
+    <w:basedOn w:val="Normal"/>
+    <w:next w:val="Normal"/>
     <w:uiPriority w:val="99"/>
     <w:unhideWhenUsed/>
     <w:pPr>
       <w:spacing w:after="0"/>
     </w:pPr>
   </w:style>
-  <w:style w:type="character" w:customStyle="1" w:styleId="Kop1Char">
-    <w:name w:val="Kop 1 Char"/>
-    <w:basedOn w:val="Standaardalinea-lettertype"/>
-    <w:link w:val="Kop1"/>
+  <w:style w:type="character" w:customStyle="1" w:styleId="Heading1Char1">
+    <w:name w:val="Heading 1 Char1"/>
+    <w:basedOn w:val="DefaultParagraphFont"/>
+    <w:link w:val="Heading1"/>
     <w:uiPriority w:val="9"/>
     <w:rPr>
       <w:rFonts w:asciiTheme="majorHAnsi" w:eastAsiaTheme="majorEastAsia" w:hAnsiTheme="majorHAnsi" w:cstheme="majorBidi"/>
@@ -14829,10 +15145,10 @@
       <w:szCs w:val="40"/>
     </w:rPr>
   </w:style>
-  <w:style w:type="character" w:customStyle="1" w:styleId="Kop2Char">
-    <w:name w:val="Kop 2 Char"/>
-    <w:basedOn w:val="Standaardalinea-lettertype"/>
-    <w:link w:val="Kop2"/>
+  <w:style w:type="character" w:customStyle="1" w:styleId="Heading2Char1">
+    <w:name w:val="Heading 2 Char1"/>
+    <w:basedOn w:val="DefaultParagraphFont"/>
+    <w:link w:val="Heading2"/>
     <w:uiPriority w:val="9"/>
     <w:rPr>
       <w:rFonts w:asciiTheme="majorHAnsi" w:eastAsiaTheme="majorEastAsia" w:hAnsiTheme="majorHAnsi" w:cstheme="majorBidi"/>
@@ -14841,10 +15157,10 @@
       <w:szCs w:val="32"/>
     </w:rPr>
   </w:style>
-  <w:style w:type="character" w:customStyle="1" w:styleId="Kop3Char">
-    <w:name w:val="Kop 3 Char"/>
-    <w:basedOn w:val="Standaardalinea-lettertype"/>
-    <w:link w:val="Kop3"/>
+  <w:style w:type="character" w:customStyle="1" w:styleId="Heading3Char1">
+    <w:name w:val="Heading 3 Char1"/>
+    <w:basedOn w:val="DefaultParagraphFont"/>
+    <w:link w:val="Heading3"/>
     <w:uiPriority w:val="9"/>
     <w:semiHidden/>
     <w:rPr>
@@ -14854,10 +15170,10 @@
       <w:szCs w:val="28"/>
     </w:rPr>
   </w:style>
-  <w:style w:type="character" w:customStyle="1" w:styleId="Kop4Char">
-    <w:name w:val="Kop 4 Char"/>
-    <w:basedOn w:val="Standaardalinea-lettertype"/>
-    <w:link w:val="Kop4"/>
+  <w:style w:type="character" w:customStyle="1" w:styleId="Heading4Char1">
+    <w:name w:val="Heading 4 Char1"/>
+    <w:basedOn w:val="DefaultParagraphFont"/>
+    <w:link w:val="Heading4"/>
     <w:uiPriority w:val="9"/>
     <w:semiHidden/>
     <w:rPr>
@@ -14867,20 +15183,20 @@
       <w:color w:val="0F4761" w:themeColor="accent1" w:themeShade="BF"/>
     </w:rPr>
   </w:style>
-  <w:style w:type="character" w:customStyle="1" w:styleId="Kop5Char">
-    <w:name w:val="Kop 5 Char"/>
-    <w:basedOn w:val="Standaardalinea-lettertype"/>
-    <w:link w:val="Kop5"/>
+  <w:style w:type="character" w:customStyle="1" w:styleId="Heading5Char1">
+    <w:name w:val="Heading 5 Char1"/>
+    <w:basedOn w:val="DefaultParagraphFont"/>
+    <w:link w:val="Heading5"/>
     <w:uiPriority w:val="9"/>
     <w:rPr>
       <w:rFonts w:eastAsiaTheme="majorEastAsia" w:cstheme="majorBidi"/>
       <w:color w:val="0F4761" w:themeColor="accent1" w:themeShade="BF"/>
     </w:rPr>
   </w:style>
-  <w:style w:type="character" w:customStyle="1" w:styleId="Kop6Char">
-    <w:name w:val="Kop 6 Char"/>
-    <w:basedOn w:val="Standaardalinea-lettertype"/>
-    <w:link w:val="Kop6"/>
+  <w:style w:type="character" w:customStyle="1" w:styleId="Heading6Char1">
+    <w:name w:val="Heading 6 Char1"/>
+    <w:basedOn w:val="DefaultParagraphFont"/>
+    <w:link w:val="Heading6"/>
     <w:uiPriority w:val="9"/>
     <w:semiHidden/>
     <w:rPr>
@@ -14890,10 +15206,10 @@
       <w:color w:val="595959" w:themeColor="text1" w:themeTint="A6"/>
     </w:rPr>
   </w:style>
-  <w:style w:type="character" w:customStyle="1" w:styleId="Kop7Char">
-    <w:name w:val="Kop 7 Char"/>
-    <w:basedOn w:val="Standaardalinea-lettertype"/>
-    <w:link w:val="Kop7"/>
+  <w:style w:type="character" w:customStyle="1" w:styleId="Heading7Char1">
+    <w:name w:val="Heading 7 Char1"/>
+    <w:basedOn w:val="DefaultParagraphFont"/>
+    <w:link w:val="Heading7"/>
     <w:uiPriority w:val="9"/>
     <w:semiHidden/>
     <w:rPr>
@@ -14901,10 +15217,10 @@
       <w:color w:val="595959" w:themeColor="text1" w:themeTint="A6"/>
     </w:rPr>
   </w:style>
-  <w:style w:type="character" w:customStyle="1" w:styleId="Kop8Char">
-    <w:name w:val="Kop 8 Char"/>
-    <w:basedOn w:val="Standaardalinea-lettertype"/>
-    <w:link w:val="Kop8"/>
+  <w:style w:type="character" w:customStyle="1" w:styleId="Heading8Char1">
+    <w:name w:val="Heading 8 Char1"/>
+    <w:basedOn w:val="DefaultParagraphFont"/>
+    <w:link w:val="Heading8"/>
     <w:uiPriority w:val="9"/>
     <w:semiHidden/>
     <w:rPr>
@@ -14914,10 +15230,10 @@
       <w:color w:val="272727" w:themeColor="text1" w:themeTint="D8"/>
     </w:rPr>
   </w:style>
-  <w:style w:type="character" w:customStyle="1" w:styleId="Kop9Char">
-    <w:name w:val="Kop 9 Char"/>
-    <w:basedOn w:val="Standaardalinea-lettertype"/>
-    <w:link w:val="Kop9"/>
+  <w:style w:type="character" w:customStyle="1" w:styleId="Heading9Char1">
+    <w:name w:val="Heading 9 Char1"/>
+    <w:basedOn w:val="DefaultParagraphFont"/>
+    <w:link w:val="Heading9"/>
     <w:uiPriority w:val="9"/>
     <w:semiHidden/>
     <w:rPr>
@@ -14925,11 +15241,11 @@
       <w:color w:val="272727" w:themeColor="text1" w:themeTint="D8"/>
     </w:rPr>
   </w:style>
-  <w:style w:type="paragraph" w:styleId="Titel">
+  <w:style w:type="paragraph" w:styleId="Title">
     <w:name w:val="Title"/>
-    <w:basedOn w:val="Standaard"/>
-    <w:next w:val="Standaard"/>
-    <w:link w:val="TitelChar"/>
+    <w:basedOn w:val="Normal"/>
+    <w:next w:val="Normal"/>
+    <w:link w:val="TitleChar1"/>
     <w:uiPriority w:val="10"/>
     <w:qFormat/>
     <w:pPr>
@@ -14943,10 +15259,10 @@
       <w:szCs w:val="56"/>
     </w:rPr>
   </w:style>
-  <w:style w:type="character" w:customStyle="1" w:styleId="TitelChar">
-    <w:name w:val="Titel Char"/>
-    <w:basedOn w:val="Standaardalinea-lettertype"/>
-    <w:link w:val="Titel"/>
+  <w:style w:type="character" w:customStyle="1" w:styleId="TitleChar1">
+    <w:name w:val="Title Char1"/>
+    <w:basedOn w:val="DefaultParagraphFont"/>
+    <w:link w:val="Title"/>
     <w:uiPriority w:val="10"/>
     <w:rPr>
       <w:rFonts w:asciiTheme="majorHAnsi" w:eastAsiaTheme="majorEastAsia" w:hAnsiTheme="majorHAnsi" w:cstheme="majorBidi"/>
@@ -14955,11 +15271,11 @@
       <w:szCs w:val="56"/>
     </w:rPr>
   </w:style>
-  <w:style w:type="paragraph" w:styleId="Ondertitel">
+  <w:style w:type="paragraph" w:styleId="Subtitle">
     <w:name w:val="Subtitle"/>
-    <w:basedOn w:val="Standaard"/>
-    <w:next w:val="Standaard"/>
-    <w:link w:val="OndertitelChar"/>
+    <w:basedOn w:val="Normal"/>
+    <w:next w:val="Normal"/>
+    <w:link w:val="SubtitleChar1"/>
     <w:uiPriority w:val="11"/>
     <w:qFormat/>
     <w:pPr>
@@ -14975,10 +15291,10 @@
       <w:szCs w:val="28"/>
     </w:rPr>
   </w:style>
-  <w:style w:type="character" w:customStyle="1" w:styleId="OndertitelChar">
-    <w:name w:val="Ondertitel Char"/>
-    <w:basedOn w:val="Standaardalinea-lettertype"/>
-    <w:link w:val="Ondertitel"/>
+  <w:style w:type="character" w:customStyle="1" w:styleId="SubtitleChar1">
+    <w:name w:val="Subtitle Char1"/>
+    <w:basedOn w:val="DefaultParagraphFont"/>
+    <w:link w:val="Subtitle"/>
     <w:uiPriority w:val="11"/>
     <w:rPr>
       <w:rFonts w:eastAsiaTheme="majorEastAsia" w:cstheme="majorBidi"/>
@@ -14988,11 +15304,11 @@
       <w:szCs w:val="28"/>
     </w:rPr>
   </w:style>
-  <w:style w:type="paragraph" w:styleId="Citaat">
+  <w:style w:type="paragraph" w:styleId="Quote">
     <w:name w:val="Quote"/>
-    <w:basedOn w:val="Standaard"/>
-    <w:next w:val="Standaard"/>
-    <w:link w:val="CitaatChar"/>
+    <w:basedOn w:val="Normal"/>
+    <w:next w:val="Normal"/>
+    <w:link w:val="QuoteChar1"/>
     <w:uiPriority w:val="29"/>
     <w:qFormat/>
     <w:pPr>
@@ -15005,10 +15321,10 @@
       <w:color w:val="404040" w:themeColor="text1" w:themeTint="BF"/>
     </w:rPr>
   </w:style>
-  <w:style w:type="character" w:customStyle="1" w:styleId="CitaatChar">
-    <w:name w:val="Citaat Char"/>
-    <w:basedOn w:val="Standaardalinea-lettertype"/>
-    <w:link w:val="Citaat"/>
+  <w:style w:type="character" w:customStyle="1" w:styleId="QuoteChar1">
+    <w:name w:val="Quote Char1"/>
+    <w:basedOn w:val="DefaultParagraphFont"/>
+    <w:link w:val="Quote"/>
     <w:uiPriority w:val="29"/>
     <w:rPr>
       <w:i/>
@@ -15016,9 +15332,9 @@
       <w:color w:val="404040" w:themeColor="text1" w:themeTint="BF"/>
     </w:rPr>
   </w:style>
-  <w:style w:type="paragraph" w:styleId="Lijstalinea">
+  <w:style w:type="paragraph" w:styleId="ListParagraph">
     <w:name w:val="List Paragraph"/>
-    <w:basedOn w:val="Standaard"/>
+    <w:basedOn w:val="Normal"/>
     <w:uiPriority w:val="34"/>
     <w:qFormat/>
     <w:pPr>
@@ -15026,9 +15342,9 @@
       <w:contextualSpacing/>
     </w:pPr>
   </w:style>
-  <w:style w:type="character" w:styleId="Intensievebenadrukking">
+  <w:style w:type="character" w:styleId="IntenseEmphasis">
     <w:name w:val="Intense Emphasis"/>
-    <w:basedOn w:val="Standaardalinea-lettertype"/>
+    <w:basedOn w:val="DefaultParagraphFont"/>
     <w:uiPriority w:val="21"/>
     <w:qFormat/>
     <w:rPr>
@@ -15037,11 +15353,11 @@
       <w:color w:val="0F4761" w:themeColor="accent1" w:themeShade="BF"/>
     </w:rPr>
   </w:style>
-  <w:style w:type="paragraph" w:styleId="Duidelijkcitaat">
+  <w:style w:type="paragraph" w:styleId="IntenseQuote">
     <w:name w:val="Intense Quote"/>
-    <w:basedOn w:val="Standaard"/>
-    <w:next w:val="Standaard"/>
-    <w:link w:val="DuidelijkcitaatChar"/>
+    <w:basedOn w:val="Normal"/>
+    <w:next w:val="Normal"/>
+    <w:link w:val="IntenseQuoteChar1"/>
     <w:uiPriority w:val="30"/>
     <w:qFormat/>
     <w:pPr>
@@ -15059,10 +15375,10 @@
       <w:color w:val="0F4761" w:themeColor="accent1" w:themeShade="BF"/>
     </w:rPr>
   </w:style>
-  <w:style w:type="character" w:customStyle="1" w:styleId="DuidelijkcitaatChar">
-    <w:name w:val="Duidelijk citaat Char"/>
-    <w:basedOn w:val="Standaardalinea-lettertype"/>
-    <w:link w:val="Duidelijkcitaat"/>
+  <w:style w:type="character" w:customStyle="1" w:styleId="IntenseQuoteChar1">
+    <w:name w:val="Intense Quote Char1"/>
+    <w:basedOn w:val="DefaultParagraphFont"/>
+    <w:link w:val="IntenseQuote"/>
     <w:uiPriority w:val="30"/>
     <w:rPr>
       <w:i/>
@@ -15070,9 +15386,9 @@
       <w:color w:val="0F4761" w:themeColor="accent1" w:themeShade="BF"/>
     </w:rPr>
   </w:style>
-  <w:style w:type="character" w:styleId="Intensieveverwijzing">
+  <w:style w:type="character" w:styleId="IntenseReference">
     <w:name w:val="Intense Reference"/>
-    <w:basedOn w:val="Standaardalinea-lettertype"/>
+    <w:basedOn w:val="DefaultParagraphFont"/>
     <w:uiPriority w:val="32"/>
     <w:qFormat/>
     <w:rPr>
@@ -15083,9 +15399,9 @@
       <w:spacing w:val="5"/>
     </w:rPr>
   </w:style>
-  <w:style w:type="table" w:styleId="Tabelraster">
+  <w:style w:type="table" w:styleId="TableGrid">
     <w:name w:val="Table Grid"/>
-    <w:basedOn w:val="Standaardtabel"/>
+    <w:basedOn w:val="TableNormal"/>
     <w:uiPriority w:val="39"/>
     <w:pPr>
       <w:spacing w:after="0" w:line="240" w:lineRule="auto"/>
